--- a/droit social dcg/10- formation et s curit des parcours professionnels.docx
+++ b/droit social dcg/10- formation et s curit des parcours professionnels.docx
@@ -8,17 +8,26 @@
         <w:jc w:val="center"/>
       </w:pPr>
       <w:r>
-        <w:t>FICHE 10 : LA FORMATION ET LA S�CURISATION DES PARCOURS PROFESSIONNELS</w:t>
+        <w:rPr>
+          <w:b/>
+          <w:color w:val="1F4E79"/>
+          <w:sz w:val="34"/>
+        </w:rPr>
+        <w:t>FICHE 10 : LA FORMATION ET LA S'CURISATION DES PARCOURS PROFESSIONNELS</w:t>
       </w:r>
     </w:p>
-    <w:p/>
     <w:p/>
     <w:p>
       <w:pPr>
         <w:pStyle w:val="Heading2"/>
       </w:pPr>
       <w:r>
-        <w:t>LE PLAN DE D�VELOPPEMENT DES COMP�TENCES I �</w:t>
+        <w:rPr>
+          <w:b/>
+          <w:color w:val="2F5496"/>
+          <w:sz w:val="24"/>
+        </w:rPr>
+        <w:t>LE PLAN DE D'VELOPPEMENT DES COMPeTENCES I e</w:t>
       </w:r>
     </w:p>
     <w:p>
@@ -26,37 +35,72 @@
         <w:pStyle w:val="Heading2"/>
       </w:pPr>
       <w:r>
-        <w:t>L�OBLIGATION DE FORMATION DE L�EMPLOYEUR A �</w:t>
+        <w:rPr>
+          <w:b/>
+          <w:color w:val="2F5496"/>
+          <w:sz w:val="24"/>
+        </w:rPr>
+        <w:t>L'OBLIGATION DE FORMATION DE L'EMPLOYEUR A e</w:t>
       </w:r>
     </w:p>
     <w:p>
       <w:r>
-        <w:t>Le plan, qui n�est pas une obligation en soi, peut �tre mis en place dans toute entreprise et s�adresse � l�ensemble des</w:t>
+        <w:rPr>
+          <w:b w:val="0"/>
+          <w:color w:val="000000"/>
+          <w:sz w:val="22"/>
+        </w:rPr>
+        <w:t>Le plan, qui n'est pas une obligation en soi, peut etre mis en place dans toute entreprise et s'adresse e l'ensemble des</w:t>
       </w:r>
     </w:p>
     <w:p>
       <w:r>
-        <w:t>salari�s.</w:t>
+        <w:rPr>
+          <w:b w:val="0"/>
+          <w:color w:val="000000"/>
+          <w:sz w:val="22"/>
+        </w:rPr>
+        <w:t>salaries.</w:t>
       </w:r>
     </w:p>
     <w:p>
       <w:r>
-        <w:t>�labor� � l�initiative de l�employeur et sous sa responsabilit�, sa conception (de m�me que son renouvellement)</w:t>
+        <w:rPr>
+          <w:b w:val="0"/>
+          <w:color w:val="000000"/>
+          <w:sz w:val="22"/>
+        </w:rPr>
+        <w:t>elabore e l'initiative de l'employeur et sous sa responsabilite, sa conception (de m'me que son renouvellement)</w:t>
       </w:r>
     </w:p>
     <w:p>
       <w:r>
-        <w:t>n�cessite la consultation du social et �conomique. Cette consultation obligatoire (sanctions p�nales et fiscales) permet</w:t>
+        <w:rPr>
+          <w:b w:val="0"/>
+          <w:color w:val="000000"/>
+          <w:sz w:val="22"/>
+        </w:rPr>
+        <w:t>n'cessite la consultation du social et economique. Cette consultation obligatoire (sanctions penales et fiscales) permet</w:t>
       </w:r>
     </w:p>
     <w:p>
       <w:r>
-        <w:t>� la repr�sentation du personnel de prendre connaissance du bilan des actions r�alis�es et de celles projet�es. Elle peut</w:t>
+        <w:rPr>
+          <w:b w:val="0"/>
+          <w:color w:val="000000"/>
+          <w:sz w:val="22"/>
+        </w:rPr>
+        <w:t>e la representation du personnel de prendre connaissance du bilan des actions realisees et de celles projetees. Elle peut</w:t>
       </w:r>
     </w:p>
     <w:p>
       <w:r>
-        <w:t>faire valoir toutes propositions de nature � am�liorer la formation professionnelle des salari�s.</w:t>
+        <w:rPr>
+          <w:b w:val="0"/>
+          <w:color w:val="000000"/>
+          <w:sz w:val="22"/>
+        </w:rPr>
+        <w:t>faire valoir toutes propositions de nature e ameliorer la formation professionnelle des salaries.</w:t>
       </w:r>
     </w:p>
     <w:p>
@@ -64,77 +108,152 @@
         <w:pStyle w:val="Heading2"/>
       </w:pPr>
       <w:r>
-        <w:t>CONTENU DU PLAN B �</w:t>
+        <w:rPr>
+          <w:b/>
+          <w:color w:val="2F5496"/>
+          <w:sz w:val="24"/>
+        </w:rPr>
+        <w:t>CONTENU DU PLAN B e</w:t>
       </w:r>
     </w:p>
     <w:p>
       <w:r>
-        <w:t>Le plan comprend deux cat�gories d�actions :</w:t>
+        <w:rPr>
+          <w:b w:val="0"/>
+          <w:color w:val="000000"/>
+          <w:sz w:val="22"/>
+        </w:rPr>
+        <w:t>Le plan comprend deux categories d'actions :</w:t>
       </w:r>
     </w:p>
     <w:p>
       <w:r>
+        <w:rPr>
+          <w:b w:val="0"/>
+          <w:color w:val="000000"/>
+          <w:sz w:val="22"/>
+        </w:rPr>
         <w:t>1</w:t>
       </w:r>
     </w:p>
     <w:p>
       <w:r>
+        <w:rPr>
+          <w:b w:val="0"/>
+          <w:color w:val="000000"/>
+          <w:sz w:val="22"/>
+        </w:rPr>
         <w:t>re</w:t>
       </w:r>
     </w:p>
     <w:p>
       <w:r>
-        <w:t>cat�gorie :</w:t>
+        <w:rPr>
+          <w:b w:val="0"/>
+          <w:color w:val="000000"/>
+          <w:sz w:val="22"/>
+        </w:rPr>
+        <w:t>categorie :</w:t>
       </w:r>
     </w:p>
     <w:p>
       <w:r>
-        <w:t>Les actions de formation obligatoires ou n�cessaires, en application d�accords ou conventions collectives, d�une</w:t>
+        <w:rPr>
+          <w:b w:val="0"/>
+          <w:color w:val="000000"/>
+          <w:sz w:val="22"/>
+        </w:rPr>
+        <w:t>Les actions de formation obligatoires ou n'cessaires, en application d'accords ou conventions collectives, d'une</w:t>
       </w:r>
     </w:p>
     <w:p>
       <w:r>
-        <w:t>convention internationale ou de dispositions l�gales et r�glementaires. Les formations qui entrent dans ce cadre ont</w:t>
+        <w:rPr>
+          <w:b w:val="0"/>
+          <w:color w:val="000000"/>
+          <w:sz w:val="22"/>
+        </w:rPr>
+        <w:t>convention internationale ou de dispositions l'gales et reglementaires. Les formations qui entrent dans ce cadre ont</w:t>
       </w:r>
     </w:p>
     <w:p>
       <w:r>
-        <w:t>pour objet de favoriser le d�veloppement des comp�tences du salari� n�cessaires � son poste de travail, mais visent aussi</w:t>
+        <w:rPr>
+          <w:b w:val="0"/>
+          <w:color w:val="000000"/>
+          <w:sz w:val="22"/>
+        </w:rPr>
+        <w:t>pour objet de favoriser le d'veloppement des competences du salarie n'cessaires e son poste de travail, mais visent aussi</w:t>
       </w:r>
     </w:p>
     <w:p>
       <w:r>
-        <w:t>� donner au salari� toutes comp�tences rendues n�cessaires, � terme, par l��volution des t�ches et des emplois.</w:t>
+        <w:rPr>
+          <w:b w:val="0"/>
+          <w:color w:val="000000"/>
+          <w:sz w:val="22"/>
+        </w:rPr>
+        <w:t>e donner au salarie toutes competences rendues n'cessaires, e terme, par l'evolution des t'ches et des emplois.</w:t>
       </w:r>
     </w:p>
     <w:p>
       <w:r>
+        <w:rPr>
+          <w:b w:val="0"/>
+          <w:color w:val="000000"/>
+          <w:sz w:val="22"/>
+        </w:rPr>
         <w:t>2</w:t>
       </w:r>
     </w:p>
     <w:p>
       <w:r>
+        <w:rPr>
+          <w:b w:val="0"/>
+          <w:color w:val="000000"/>
+          <w:sz w:val="22"/>
+        </w:rPr>
         <w:t>e</w:t>
       </w:r>
     </w:p>
     <w:p>
       <w:r>
-        <w:t>cat�gorie :</w:t>
+        <w:rPr>
+          <w:b w:val="0"/>
+          <w:color w:val="000000"/>
+          <w:sz w:val="22"/>
+        </w:rPr>
+        <w:t>categorie :</w:t>
       </w:r>
     </w:p>
     <w:p>
       <w:r>
-        <w:t>Les actions de formation autres que celles ci-dessus, dites non obligatoires. Ce sont les formations qui n�ont pas</w:t>
+        <w:rPr>
+          <w:b w:val="0"/>
+          <w:color w:val="000000"/>
+          <w:sz w:val="22"/>
+        </w:rPr>
+        <w:t>Les actions de formation autres que celles ci-dessus, dites non obligatoires. Ce sont les formations qui n'ont pas</w:t>
       </w:r>
     </w:p>
     <w:p>
       <w:r>
-        <w:t>d�utilit� imm�diate au poste de travail du salari�, mais qui peuvent �tre n�cessaire � une �volution professionnelle</w:t>
+        <w:rPr>
+          <w:b w:val="0"/>
+          <w:color w:val="000000"/>
+          <w:sz w:val="22"/>
+        </w:rPr>
+        <w:t>d'utilite immediate au poste de travail du salarie, mais qui peuvent etre n'cessaire e une evolution professionnelle</w:t>
       </w:r>
     </w:p>
     <w:p>
       <w:r>
-        <w:t>envisag�e dans ou hors de l�entreprise. Elles n�cessitent l�accord �crit du salari�.</w:t>
+        <w:rPr>
+          <w:b w:val="0"/>
+          <w:color w:val="000000"/>
+          <w:sz w:val="22"/>
+        </w:rPr>
+        <w:t>envisagee dans ou hors de l'entreprise. Elles n'cessitent l'accord ecrit du salarie.</w:t>
       </w:r>
     </w:p>
     <w:p>
@@ -142,57 +261,106 @@
         <w:pStyle w:val="Heading2"/>
       </w:pPr>
       <w:r>
-        <w:t>STATUT DU SALARI� EN FORMATION C �</w:t>
+        <w:rPr>
+          <w:b/>
+          <w:color w:val="2F5496"/>
+          <w:sz w:val="24"/>
+        </w:rPr>
+        <w:t>STATUT DU SALARIe EN FORMATION C e</w:t>
       </w:r>
     </w:p>
     <w:p>
       <w:r>
-        <w:t>Les actions de formation sont r�alis�es sur le temps de travail pour la 1</w:t>
+        <w:rPr>
+          <w:b w:val="0"/>
+          <w:color w:val="000000"/>
+          <w:sz w:val="22"/>
+        </w:rPr>
+        <w:t>Les actions de formation sont realisees sur le temps de travail pour la 1</w:t>
       </w:r>
     </w:p>
     <w:p>
       <w:r>
+        <w:rPr>
+          <w:b w:val="0"/>
+          <w:color w:val="000000"/>
+          <w:sz w:val="22"/>
+        </w:rPr>
         <w:t>re</w:t>
       </w:r>
     </w:p>
     <w:p>
       <w:r>
-        <w:t>cat�gorie. Le salari� b�n�ficie donc de sa</w:t>
+        <w:rPr>
+          <w:b w:val="0"/>
+          <w:color w:val="000000"/>
+          <w:sz w:val="22"/>
+        </w:rPr>
+        <w:t>categorie. Le salarie ben'ficie donc de sa</w:t>
       </w:r>
     </w:p>
     <w:p>
       <w:r>
-        <w:t>r�mun�ration habituelle, de la l�gislation sur les accidents du travail et reste soumis au pouvoir de direction de l�em-</w:t>
+        <w:rPr>
+          <w:b w:val="0"/>
+          <w:color w:val="000000"/>
+          <w:sz w:val="22"/>
+        </w:rPr>
+        <w:t>remuneration habituelle, de la l'gislation sur les accidents du travail et reste soumis au pouvoir de direction de l'em-</w:t>
       </w:r>
     </w:p>
     <w:p>
       <w:r>
-        <w:t>ployeur. Les formations peuvent �tre impos�es au salari� et son refus justifier un licenciement.</w:t>
+        <w:rPr>
+          <w:b w:val="0"/>
+          <w:color w:val="000000"/>
+          <w:sz w:val="22"/>
+        </w:rPr>
+        <w:t>ployeur. Les formations peuvent etre imposees au salarie et son refus justifier un licenciement.</w:t>
       </w:r>
     </w:p>
     <w:p>
       <w:r>
-        <w:t>Pour la seconde cat�gorie, si les actions sont r�alis�es sur le temps de travail, elles donnent lieu au maintien de la</w:t>
+        <w:rPr>
+          <w:b w:val="0"/>
+          <w:color w:val="000000"/>
+          <w:sz w:val="22"/>
+        </w:rPr>
+        <w:t>Pour la seconde categorie, si les actions sont realisees sur le temps de travail, elles donnent lieu au maintien de la</w:t>
       </w:r>
     </w:p>
     <w:p>
       <w:r>
-        <w:t>r�mun�ration. Si elles se d�roulent hors du temps de travail, les formations sont r�alis�es dans une limite horaire d�finit</w:t>
+        <w:rPr>
+          <w:b w:val="0"/>
+          <w:color w:val="000000"/>
+          <w:sz w:val="22"/>
+        </w:rPr>
+        <w:t>remuneration. Si elles se d'roulent hors du temps de travail, les formations sont realisees dans une limite horaire d'finit</w:t>
       </w:r>
     </w:p>
     <w:p>
       <w:r>
-        <w:t>par accord d�entreprise ou de branche (dans un maximum de 30 heures par an)</w:t>
+        <w:rPr>
+          <w:b w:val="0"/>
+          <w:color w:val="000000"/>
+          <w:sz w:val="22"/>
+        </w:rPr>
+        <w:t>par accord d'entreprise ou de branche (dans un maximum de 30 heures par an)</w:t>
       </w:r>
     </w:p>
-    <w:p/>
     <w:p/>
     <w:p>
       <w:pPr>
         <w:pStyle w:val="Heading2"/>
       </w:pPr>
       <w:r>
-        <w:t>LE COMPTE PERSONNEL DE FORMATION (ART. 6323-1 ET II �</w:t>
+        <w:rPr>
+          <w:b/>
+          <w:color w:val="2F5496"/>
+          <w:sz w:val="24"/>
+        </w:rPr>
+        <w:t>LE COMPTE PERSONNEL DE FORMATION (ART. 6323-1 ET II e</w:t>
       </w:r>
     </w:p>
     <w:p>
@@ -200,6 +368,11 @@
         <w:pStyle w:val="Heading2"/>
       </w:pPr>
       <w:r>
+        <w:rPr>
+          <w:b/>
+          <w:color w:val="2F5496"/>
+          <w:sz w:val="24"/>
+        </w:rPr>
         <w:t>SUIVANTS C. TRAV.)</w:t>
       </w:r>
     </w:p>
@@ -208,17 +381,32 @@
         <w:pStyle w:val="Heading2"/>
       </w:pPr>
       <w:r>
-        <w:t>PRINCIPES ET B�N�FICIAIRES A �</w:t>
+        <w:rPr>
+          <w:b/>
+          <w:color w:val="006100"/>
+          <w:sz w:val="24"/>
+        </w:rPr>
+        <w:t>PRINCIPES ET BeN'FICIAIRES A e</w:t>
       </w:r>
     </w:p>
     <w:p>
       <w:r>
-        <w:t>Dans la perspective de s�curiser les parcours professionnels, La loi Rebsamen et la loi du 8 ao�t 2016 ont r�uni sous un</w:t>
+        <w:rPr>
+          <w:b w:val="0"/>
+          <w:color w:val="006100"/>
+          <w:sz w:val="22"/>
+        </w:rPr>
+        <w:t>Dans la perspective de s'curiser les parcours professionnels, La loi Rebsamen et la loi du 8 aoet 2016 ont reuni sous un</w:t>
       </w:r>
     </w:p>
     <w:p>
       <w:r>
-        <w:t>m�me compte, d�nomm� compte personnel d�activit� :</w:t>
+        <w:rPr>
+          <w:b w:val="0"/>
+          <w:color w:val="006100"/>
+          <w:sz w:val="22"/>
+        </w:rPr>
+        <w:t>m'me compte, d'nomme compte personnel d'activite :</w:t>
       </w:r>
     </w:p>
     <w:p>
@@ -226,7 +414,12 @@
         <w:pStyle w:val="ListBullet"/>
       </w:pPr>
       <w:r>
-        <w:t>le compte personnel de formation ; -</w:t>
+        <w:rPr>
+          <w:b w:val="0"/>
+          <w:color w:val="006100"/>
+          <w:sz w:val="22"/>
+        </w:rPr>
+        <w:t>le compte personnel de formation ;</w:t>
       </w:r>
     </w:p>
     <w:p>
@@ -234,12 +427,22 @@
         <w:pStyle w:val="ListBullet"/>
       </w:pPr>
       <w:r>
-        <w:t>le compte professionnel de pr�vention (ce compte permet de capitaliser des droits � la formation pour occuper un -</w:t>
+        <w:rPr>
+          <w:b w:val="0"/>
+          <w:color w:val="006100"/>
+          <w:sz w:val="22"/>
+        </w:rPr>
+        <w:t>le compte professionnel de prevention (ce compte permet de capitaliser des droits e la formation pour occuper un</w:t>
       </w:r>
     </w:p>
     <w:p>
       <w:r>
-        <w:t>emploi moins p�nible ou b�n�ficier d�un temps de travail r�duit en fin de carri�re) ;</w:t>
+        <w:rPr>
+          <w:b w:val="0"/>
+          <w:color w:val="006100"/>
+          <w:sz w:val="22"/>
+        </w:rPr>
+        <w:t>emploi moins penible ou ben'ficier d'un temps de travail reduit en fin de carriere) ;</w:t>
       </w:r>
     </w:p>
     <w:p>
@@ -247,106 +450,211 @@
         <w:pStyle w:val="ListBullet"/>
       </w:pPr>
       <w:r>
-        <w:t>le compte d�engagement citoyen (ce compte recense les activit�s b�n�voles ou de volontariat permettant -</w:t>
+        <w:rPr>
+          <w:b w:val="0"/>
+          <w:color w:val="006100"/>
+          <w:sz w:val="22"/>
+        </w:rPr>
+        <w:t>le compte d'engagement citoyen (ce compte recense les activites ben'voles ou de volontariat permettant</w:t>
       </w:r>
     </w:p>
     <w:p>
       <w:r>
-        <w:t>l�acquisition de droits � la formation).</w:t>
+        <w:rPr>
+          <w:b w:val="0"/>
+          <w:color w:val="006100"/>
+          <w:sz w:val="22"/>
+        </w:rPr>
+        <w:t>l'acquisition de droits e la formation).</w:t>
       </w:r>
     </w:p>
     <w:p>
       <w:r>
-        <w:t>Le principe g�n�ral consiste � acqu�rir des droits � la formation au titre de l�un de ces comptes. Le m�canisme est effectif</w:t>
+        <w:rPr>
+          <w:b w:val="0"/>
+          <w:color w:val="006100"/>
+          <w:sz w:val="22"/>
+        </w:rPr>
+        <w:t>Le principe gen'ral consiste e acquerir des droits e la formation au titre de l'un de ces comptes. Le m'canisme est effectif</w:t>
       </w:r>
     </w:p>
     <w:p>
       <w:r>
-        <w:t>pour les salari�s et demandeurs d�emploi, ainsi que pour les travailleurs ind�pendants.</w:t>
+        <w:rPr>
+          <w:b w:val="0"/>
+          <w:color w:val="006100"/>
+          <w:sz w:val="22"/>
+        </w:rPr>
+        <w:t>pour les salaries et demandeurs d'emploi, ainsi que pour les travailleurs independants.</w:t>
       </w:r>
     </w:p>
     <w:p>
       <w:r>
-        <w:t>Le dispositif � un caract�re universel attach� � la personne. Il est ainsi ouvert � toute personne �g�e d�au moins seize ans</w:t>
+        <w:rPr>
+          <w:b w:val="0"/>
+          <w:color w:val="006100"/>
+          <w:sz w:val="22"/>
+        </w:rPr>
+        <w:t>Le dispositif e un caractere universel attache e la personne. Il est ainsi ouvert e toute personne egee d'au moins seize ans</w:t>
       </w:r>
     </w:p>
     <w:p>
       <w:r>
-        <w:t>(sauf exception) en emploi ou � la recherche d�un emploi ou accompagn� dans un projet d�orientation et d�insertion</w:t>
+        <w:rPr>
+          <w:b w:val="0"/>
+          <w:color w:val="006100"/>
+          <w:sz w:val="22"/>
+        </w:rPr>
+        <w:t>(sauf exception) en emploi ou e la recherche d'un emploi ou accompagne dans un projet d'orientation et d'insertion</w:t>
       </w:r>
     </w:p>
     <w:p>
       <w:r>
-        <w:t>professionnelle. Le compte ne sera cl�tur� qu�au d�c�s de l�int�ress� ou en principe au moment de son d�part � la</w:t>
+        <w:rPr>
+          <w:b w:val="0"/>
+          <w:color w:val="006100"/>
+          <w:sz w:val="22"/>
+        </w:rPr>
+        <w:t>professionnelle. Le compte ne sera cleture qu'au d'c's de l'interesse ou en principe au moment de son d'part e la</w:t>
       </w:r>
     </w:p>
     <w:p>
       <w:r>
+        <w:rPr>
+          <w:b w:val="0"/>
+          <w:color w:val="006100"/>
+          <w:sz w:val="22"/>
+        </w:rPr>
         <w:t>retraite.</w:t>
       </w:r>
     </w:p>
     <w:p>
       <w:r>
+        <w:rPr>
+          <w:b w:val="0"/>
+          <w:color w:val="006100"/>
+          <w:sz w:val="22"/>
+        </w:rPr>
         <w:t>Depuis le 1</w:t>
       </w:r>
     </w:p>
     <w:p>
       <w:r>
+        <w:rPr>
+          <w:b w:val="0"/>
+          <w:color w:val="006100"/>
+          <w:sz w:val="22"/>
+        </w:rPr>
         <w:t>er</w:t>
       </w:r>
     </w:p>
     <w:p>
       <w:r>
-        <w:t>janvier 2019, le compte personnel est aliment� en euros et non plus en temps. Le compte est aliment�</w:t>
+        <w:rPr>
+          <w:b w:val="0"/>
+          <w:color w:val="006100"/>
+          <w:sz w:val="22"/>
+        </w:rPr>
+        <w:t>janvier 2019, le compte personnel est alimente en euros et non plus en temps. Le compte est alimente</w:t>
       </w:r>
     </w:p>
     <w:p>
       <w:r>
-        <w:t>chaque ann�e en fonction du temps de travail du salari�. Pour un salari� � temps plein, le compte est aliment� � raison de</w:t>
+        <w:rPr>
+          <w:b w:val="0"/>
+          <w:color w:val="006100"/>
+          <w:sz w:val="22"/>
+        </w:rPr>
+        <w:t>chaque annee en fonction du temps de travail du salarie. Pour un salarie e temps plein, le compte est alimente e raison de</w:t>
       </w:r>
     </w:p>
     <w:p>
       <w:r>
-        <w:t>500 euros par an dans un plafond de 5 000 euros. L�employeur, dans certains cas, peut aussi y participer (accord d�entre-</w:t>
+        <w:rPr>
+          <w:b w:val="0"/>
+          <w:color w:val="006100"/>
+          <w:sz w:val="22"/>
+        </w:rPr>
+        <w:t>500 euros par an dans un plafond de 5 000 euros. L'employeur, dans certains cas, peut aussi y participer (accord d'entre-</w:t>
       </w:r>
     </w:p>
     <w:p>
       <w:r>
-        <w:t>prise le pr�voyant par exemple).</w:t>
+        <w:rPr>
+          <w:b w:val="0"/>
+          <w:color w:val="006100"/>
+          <w:sz w:val="22"/>
+        </w:rPr>
+        <w:t>prise le prevoyant par exemple).</w:t>
       </w:r>
     </w:p>
     <w:p>
       <w:r>
-        <w:t>Le compte personnel de formation peut �tre notamment mobilis� pour des formations obligatoirement qualifiantes ou</w:t>
+        <w:rPr>
+          <w:b w:val="0"/>
+          <w:color w:val="006100"/>
+          <w:sz w:val="22"/>
+        </w:rPr>
+        <w:t>Le compte personnel de formation peut etre notamment mobilise pour des formations obligatoirement qualifiantes ou</w:t>
       </w:r>
     </w:p>
     <w:p>
       <w:r>
-        <w:t>pour compl�ter une formation partiellement r�alis�e. La liste des formations admissibles est �labor�e soit par les</w:t>
+        <w:rPr>
+          <w:b w:val="0"/>
+          <w:color w:val="006100"/>
+          <w:sz w:val="22"/>
+        </w:rPr>
+        <w:t>pour completer une formation partiellement realisee. La liste des formations admissibles est elaboree soit par les</w:t>
       </w:r>
     </w:p>
     <w:p>
       <w:r>
-        <w:t>branches professionnelles, soit au niveau interprofessionnel, soit encore par la r�gion.</w:t>
+        <w:rPr>
+          <w:b w:val="0"/>
+          <w:color w:val="006100"/>
+          <w:sz w:val="22"/>
+        </w:rPr>
+        <w:t>branches professionnelles, soit au niveau interprofessionnel, soit encore par la region.</w:t>
       </w:r>
     </w:p>
     <w:p>
       <w:r>
+        <w:rPr>
+          <w:b w:val="0"/>
+          <w:color w:val="006100"/>
+          <w:sz w:val="22"/>
+        </w:rPr>
         <w:t>48</w:t>
       </w:r>
     </w:p>
     <w:p>
       <w:r>
-        <w:t>�ditions Corroy � 4 rue de Villars, 42000 Saint-�tienne � 04 77 79 92 46 � infos@editions-corroy.fr</w:t>
+        <w:rPr>
+          <w:b w:val="0"/>
+          <w:color w:val="006100"/>
+          <w:sz w:val="22"/>
+        </w:rPr>
+        <w:t>editions Corroy e 4 rue de Villars, 42000 Saint-etienne e 04 77 79 92 46 e infos@editions-corroy.fr</w:t>
       </w:r>
     </w:p>
     <w:p>
       <w:r>
-        <w:t>COLLECTION DCG UE 3 � Droit social - Fiches de cours</w:t>
+        <w:rPr>
+          <w:b w:val="0"/>
+          <w:color w:val="006100"/>
+          <w:sz w:val="22"/>
+        </w:rPr>
+        <w:t>COLLECTION DCG UE 3 e Droit social - Fiches de cours</w:t>
       </w:r>
     </w:p>
     <w:p>
       <w:r>
+        <w:rPr>
+          <w:b w:val="0"/>
+          <w:color w:val="006100"/>
+          <w:sz w:val="22"/>
+        </w:rPr>
         <w:t>DCGUE3F.qxp_DCGUE3F 24/07/2025 10:26 Page 48</w:t>
       </w:r>
     </w:p>
@@ -355,57 +663,112 @@
         <w:pStyle w:val="Heading2"/>
       </w:pPr>
       <w:r>
-        <w:t>UTILISATION DU CPF B �</w:t>
+        <w:rPr>
+          <w:b/>
+          <w:color w:val="2F5496"/>
+          <w:sz w:val="24"/>
+        </w:rPr>
+        <w:t>UTILISATION DU CPF B e</w:t>
       </w:r>
     </w:p>
     <w:p>
       <w:r>
-        <w:t>Le titulaire du CPA peut acc�der � une plateforme en ligne et consulter les droits dont il b�n�ficie. Les informations</w:t>
+        <w:rPr>
+          <w:b w:val="0"/>
+          <w:color w:val="000000"/>
+          <w:sz w:val="22"/>
+        </w:rPr>
+        <w:t>Le titulaire du CPA peut acceder e une plateforme en ligne et consulter les droits dont il ben'ficie. Les informations</w:t>
       </w:r>
     </w:p>
     <w:p>
       <w:r>
-        <w:t>accessibles s��tendent � tous services utiles � la s�curisation des parcours professionnels, notamment l�acc�s au conseil</w:t>
+        <w:rPr>
+          <w:b w:val="0"/>
+          <w:color w:val="000000"/>
+          <w:sz w:val="22"/>
+        </w:rPr>
+        <w:t>accessibles s'etendent e tous services utiles e la s'curisation des parcours professionnels, notamment l'acces au conseil</w:t>
       </w:r>
     </w:p>
     <w:p>
       <w:r>
-        <w:t>en �volution professionnelle. Ce dernier constitue un service de conseil permettant au b�n�ficiaire d�identifier ses</w:t>
+        <w:rPr>
+          <w:b w:val="0"/>
+          <w:color w:val="000000"/>
+          <w:sz w:val="22"/>
+        </w:rPr>
+        <w:t>en evolution professionnelle. Ce dernier constitue un service de conseil permettant au ben'ficiaire d'identifier ses</w:t>
       </w:r>
     </w:p>
     <w:p>
       <w:r>
-        <w:t>comp�tences, ses besoins de formation afin de construire le cas �ch�ant un parcours professionnel.</w:t>
+        <w:rPr>
+          <w:b w:val="0"/>
+          <w:color w:val="000000"/>
+          <w:sz w:val="22"/>
+        </w:rPr>
+        <w:t>competences, ses besoins de formation afin de construire le cas echeant un parcours professionnel.</w:t>
       </w:r>
     </w:p>
     <w:p>
       <w:r>
-        <w:t>L�utilisation du compte n�cessite obligatoirement l�accord de l�int�ress�. Lorsque ce dernier souhaite mobiliser ses</w:t>
+        <w:rPr>
+          <w:b w:val="0"/>
+          <w:color w:val="000000"/>
+          <w:sz w:val="22"/>
+        </w:rPr>
+        <w:t>L'utilisation du compte n'cessite obligatoirement l'accord de l'interesse. Lorsque ce dernier souhaite mobiliser ses</w:t>
       </w:r>
     </w:p>
     <w:p>
       <w:r>
-        <w:t>droits pour suivre une formation, une participation financi�re lui est demand�e (obligatoire depuis le 2 mai 2024). Elle</w:t>
+        <w:rPr>
+          <w:b w:val="0"/>
+          <w:color w:val="000000"/>
+          <w:sz w:val="22"/>
+        </w:rPr>
+        <w:t>droits pour suivre une formation, une participation financiere lui est demandee (obligatoire depuis le 2 mai 2024). Elle</w:t>
       </w:r>
     </w:p>
     <w:p>
       <w:r>
+        <w:rPr>
+          <w:b w:val="0"/>
+          <w:color w:val="000000"/>
+          <w:sz w:val="22"/>
+        </w:rPr>
         <w:t>est de 102,23 euros depuis le 1</w:t>
       </w:r>
     </w:p>
     <w:p>
       <w:r>
+        <w:rPr>
+          <w:b w:val="0"/>
+          <w:color w:val="000000"/>
+          <w:sz w:val="22"/>
+        </w:rPr>
         <w:t>er</w:t>
       </w:r>
     </w:p>
     <w:p>
       <w:r>
+        <w:rPr>
+          <w:b w:val="0"/>
+          <w:color w:val="000000"/>
+          <w:sz w:val="22"/>
+        </w:rPr>
         <w:t>janvier 2025.</w:t>
       </w:r>
     </w:p>
     <w:p>
       <w:r>
-        <w:t>Pour les salari�s, les formations peuvent se d�rouler :</w:t>
+        <w:rPr>
+          <w:b w:val="0"/>
+          <w:color w:val="000000"/>
+          <w:sz w:val="22"/>
+        </w:rPr>
+        <w:t>Pour les salaries, les formations peuvent se d'rouler :</w:t>
       </w:r>
     </w:p>
     <w:p>
@@ -413,12 +776,22 @@
         <w:pStyle w:val="ListBullet"/>
       </w:pPr>
       <w:r>
-        <w:t>sur le temps de travail : dans cette hypoth�se, et sauf exception, un accord de l�employeur sera n�cessaire et la -</w:t>
+        <w:rPr>
+          <w:b w:val="0"/>
+          <w:color w:val="000000"/>
+          <w:sz w:val="22"/>
+        </w:rPr>
+        <w:t>sur le temps de travail : dans cette hypothese, et sauf exception, un accord de l'employeur sera n'cessaire et la</w:t>
       </w:r>
     </w:p>
     <w:p>
       <w:r>
-        <w:t>r�mun�ration est maintenue ;</w:t>
+        <w:rPr>
+          <w:b w:val="0"/>
+          <w:color w:val="000000"/>
+          <w:sz w:val="22"/>
+        </w:rPr>
+        <w:t>remuneration est maintenue ;</w:t>
       </w:r>
     </w:p>
     <w:p>
@@ -426,12 +799,22 @@
         <w:pStyle w:val="ListBullet"/>
       </w:pPr>
       <w:r>
-        <w:t>hors du temps de travail : dans ce cas, aucune autorisation de l�entreprise n�est exig�e et le salari� ne per�oit aucune -</w:t>
+        <w:rPr>
+          <w:b w:val="0"/>
+          <w:color w:val="000000"/>
+          <w:sz w:val="22"/>
+        </w:rPr>
+        <w:t>hors du temps de travail : dans ce cas, aucune autorisation de l'entreprise n'est exigee et le salarie ne pereoit aucune</w:t>
       </w:r>
     </w:p>
     <w:p>
       <w:r>
-        <w:t>allocation de formation par l�employeur ;</w:t>
+        <w:rPr>
+          <w:b w:val="0"/>
+          <w:color w:val="000000"/>
+          <w:sz w:val="22"/>
+        </w:rPr>
+        <w:t>allocation de formation par l'employeur ;</w:t>
       </w:r>
     </w:p>
     <w:p>
@@ -439,7 +822,12 @@
         <w:pStyle w:val="ListBullet"/>
       </w:pPr>
       <w:r>
-        <w:t>partiellement sur le temps de travail : l�accord de l�employeur est obligatoire. -</w:t>
+        <w:rPr>
+          <w:b w:val="0"/>
+          <w:color w:val="000000"/>
+          <w:sz w:val="22"/>
+        </w:rPr>
+        <w:t>partiellement sur le temps de travail : l'accord de l'employeur est obligatoire.</w:t>
       </w:r>
     </w:p>
     <w:p>
@@ -447,7 +835,12 @@
         <w:pStyle w:val="Heading2"/>
       </w:pPr>
       <w:r>
-        <w:t>LE PROJET DE TRANSITION PROFESSIONNELLE OU CPF DE III �</w:t>
+        <w:rPr>
+          <w:b/>
+          <w:color w:val="2F5496"/>
+          <w:sz w:val="24"/>
+        </w:rPr>
+        <w:t>LE PROJET DE TRANSITION PROFESSIONNELLE OU CPF DE III e</w:t>
       </w:r>
     </w:p>
     <w:p>
@@ -455,6 +848,11 @@
         <w:pStyle w:val="Heading2"/>
       </w:pPr>
       <w:r>
+        <w:rPr>
+          <w:b/>
+          <w:color w:val="2F5496"/>
+          <w:sz w:val="24"/>
+        </w:rPr>
         <w:t>TRANSITION</w:t>
       </w:r>
     </w:p>
@@ -463,27 +861,52 @@
         <w:pStyle w:val="Heading2"/>
       </w:pPr>
       <w:r>
-        <w:t>OBJET A �</w:t>
+        <w:rPr>
+          <w:b/>
+          <w:color w:val="006100"/>
+          <w:sz w:val="24"/>
+        </w:rPr>
+        <w:t>OBJET A e</w:t>
       </w:r>
     </w:p>
     <w:p>
       <w:r>
-        <w:t>Le CPF de transition ne se cantonne pas � l�acquisition de comp�tence en rapport direct avec l�emploi occup� puisqu�il</w:t>
+        <w:rPr>
+          <w:b w:val="0"/>
+          <w:color w:val="006100"/>
+          <w:sz w:val="22"/>
+        </w:rPr>
+        <w:t>Le CPF de transition ne se cantonne pas e l'acquisition de competence en rapport direct avec l'emploi occupe puisqu'il</w:t>
       </w:r>
     </w:p>
     <w:p>
       <w:r>
-        <w:t>s�ouvre � toute formation permettant d�acc�der � un niveau sup�rieur de qualification, de changer d�activit�, de pr�parer</w:t>
+        <w:rPr>
+          <w:b w:val="0"/>
+          <w:color w:val="006100"/>
+          <w:sz w:val="22"/>
+        </w:rPr>
+        <w:t>s'ouvre e toute formation permettant d'acceder e un niveau superieur de qualification, de changer d'activite, de preparer</w:t>
       </w:r>
     </w:p>
     <w:p>
       <w:r>
-        <w:t>un examen ou d�acqu�rir des connaissances � caract�re culturel. Il constitue une modalit� sp�cifique de mobilisation du</w:t>
+        <w:rPr>
+          <w:b w:val="0"/>
+          <w:color w:val="006100"/>
+          <w:sz w:val="22"/>
+        </w:rPr>
+        <w:t>un examen ou d'acquerir des connaissances e caractere culturel. Il constitue une modalite specifique de mobilisation du</w:t>
       </w:r>
     </w:p>
     <w:p>
       <w:r>
-        <w:t>compte personnel de formation et permet au salari� de s�absenter le temps de la formation.</w:t>
+        <w:rPr>
+          <w:b w:val="0"/>
+          <w:color w:val="006100"/>
+          <w:sz w:val="22"/>
+        </w:rPr>
+        <w:t>compte personnel de formation et permet au salarie de s'absenter le temps de la formation.</w:t>
       </w:r>
     </w:p>
     <w:p>
@@ -491,12 +914,22 @@
         <w:pStyle w:val="Heading2"/>
       </w:pPr>
       <w:r>
-        <w:t>CONDITIONS B �</w:t>
+        <w:rPr>
+          <w:b/>
+          <w:color w:val="7030A0"/>
+          <w:sz w:val="24"/>
+        </w:rPr>
+        <w:t>CONDITIONS B e</w:t>
       </w:r>
     </w:p>
     <w:p>
       <w:r>
-        <w:t>Tout salari� de l�entreprise peut en b�n�ficier � la condition suivante :</w:t>
+        <w:rPr>
+          <w:b w:val="0"/>
+          <w:color w:val="7030A0"/>
+          <w:sz w:val="22"/>
+        </w:rPr>
+        <w:t>Tout salarie de l'entreprise peut en ben'ficier e la condition suivante :</w:t>
       </w:r>
     </w:p>
     <w:p>
@@ -504,17 +937,32 @@
         <w:pStyle w:val="ListBullet"/>
       </w:pPr>
       <w:r>
-        <w:t>condition d�anciennet� : 24 mois cons�cutifs ou non en tant que salari�, dont 12 mois dans l�entreprise (principe). La -</w:t>
+        <w:rPr>
+          <w:b w:val="0"/>
+          <w:color w:val="7030A0"/>
+          <w:sz w:val="22"/>
+        </w:rPr>
+        <w:t>condition d'anciennete : 24 mois consecutifs ou non en tant que salarie, dont 12 mois dans l'entreprise (principe). La</w:t>
       </w:r>
     </w:p>
     <w:p>
       <w:r>
-        <w:t>condition d�anciennet� n�est pas exig�e pour le salari� qui a chang� d�emploi � la suite d�un licenciement pour motif</w:t>
+        <w:rPr>
+          <w:b w:val="0"/>
+          <w:color w:val="7030A0"/>
+          <w:sz w:val="22"/>
+        </w:rPr>
+        <w:t>condition d'anciennete n'est pas exigee pour le salarie qui a change d'emploi e la suite d'un licenciement pour motif</w:t>
       </w:r>
     </w:p>
     <w:p>
       <w:r>
-        <w:t>�conomique ou pour inaptitude et qui n�a pas suivi d�action de formation entre son licenciement et son r�emploi.</w:t>
+        <w:rPr>
+          <w:b w:val="0"/>
+          <w:color w:val="7030A0"/>
+          <w:sz w:val="22"/>
+        </w:rPr>
+        <w:t>economique ou pour inaptitude et qui n'a pas suivi d'action de formation entre son licenciement et son reemploi.</w:t>
       </w:r>
     </w:p>
     <w:p>
@@ -522,27 +970,52 @@
         <w:pStyle w:val="Heading2"/>
       </w:pPr>
       <w:r>
-        <w:t>PROC�DURE DE DEMANDE C �</w:t>
+        <w:rPr>
+          <w:b/>
+          <w:color w:val="2F5496"/>
+          <w:sz w:val="24"/>
+        </w:rPr>
+        <w:t>PROCeDURE DE DEMANDE C e</w:t>
       </w:r>
     </w:p>
     <w:p>
       <w:r>
-        <w:t>Le salari� doit faire conna�tre son intention � l�employeur (par une demande d�autorisation d�absence pr�cisant les</w:t>
+        <w:rPr>
+          <w:b w:val="0"/>
+          <w:color w:val="000000"/>
+          <w:sz w:val="22"/>
+        </w:rPr>
+        <w:t>Le salarie doit faire connaetre son intention e l'employeur (par une demande d'autorisation d'absence precisant les</w:t>
       </w:r>
     </w:p>
     <w:p>
       <w:r>
-        <w:t>modalit�s de la formation) dans un d�lai de 120 ou 60 jours pr�c�dant l�absence, en fonction de la dur�e de cette</w:t>
+        <w:rPr>
+          <w:b w:val="0"/>
+          <w:color w:val="000000"/>
+          <w:sz w:val="22"/>
+        </w:rPr>
+        <w:t>modalites de la formation) dans un d'lai de 120 ou 60 jours prec'dant l'absence, en fonction de la duree de cette</w:t>
       </w:r>
     </w:p>
     <w:p>
       <w:r>
-        <w:t>derni�re.</w:t>
+        <w:rPr>
+          <w:b w:val="0"/>
+          <w:color w:val="000000"/>
+          <w:sz w:val="22"/>
+        </w:rPr>
+        <w:t>derniere.</w:t>
       </w:r>
     </w:p>
     <w:p>
       <w:r>
-        <w:t>L�employeur, dont la r�ponse doit �tre donn�e dans les 30 jours � compter de la r�ception de la demande, peut soit :</w:t>
+        <w:rPr>
+          <w:b w:val="0"/>
+          <w:color w:val="000000"/>
+          <w:sz w:val="22"/>
+        </w:rPr>
+        <w:t>L'employeur, dont la reponse doit etre donnee dans les 30 jours e compter de la reception de la demande, peut soit :</w:t>
       </w:r>
     </w:p>
     <w:p>
@@ -550,7 +1023,12 @@
         <w:pStyle w:val="ListBullet"/>
       </w:pPr>
       <w:r>
-        <w:t>accorder l�absence ; -</w:t>
+        <w:rPr>
+          <w:b w:val="0"/>
+          <w:color w:val="000000"/>
+          <w:sz w:val="22"/>
+        </w:rPr>
+        <w:t>accorder l'absence ;</w:t>
       </w:r>
     </w:p>
     <w:p>
@@ -558,17 +1036,32 @@
         <w:pStyle w:val="ListBullet"/>
       </w:pPr>
       <w:r>
-        <w:t>refuser l�absence si les conditions ne sont pas remplies ; -</w:t>
+        <w:rPr>
+          <w:b w:val="0"/>
+          <w:color w:val="000000"/>
+          <w:sz w:val="22"/>
+        </w:rPr>
+        <w:t>refuser l'absence si les conditions ne sont pas remplies ;</w:t>
       </w:r>
     </w:p>
     <w:p>
       <w:r>
-        <w:t>diff�rer le cong�, si ce dernier pourrait avoir des cons�quences pr�judiciables � la production et � la marche de l�en--</w:t>
+        <w:rPr>
+          <w:b w:val="0"/>
+          <w:color w:val="000000"/>
+          <w:sz w:val="22"/>
+        </w:rPr>
+        <w:t>differer le conge, si ce dernier pourrait avoir des consequences prejudiciables e la production et e la marche de l'en--</w:t>
       </w:r>
     </w:p>
     <w:p>
       <w:r>
-        <w:t>treprise ou en cas d�effectifs simultan�ment absents (selon l�effectif de l�entreprise).</w:t>
+        <w:rPr>
+          <w:b w:val="0"/>
+          <w:color w:val="000000"/>
+          <w:sz w:val="22"/>
+        </w:rPr>
+        <w:t>treprise ou en cas d'effectifs simultanement absents (selon l'effectif de l'entreprise).</w:t>
       </w:r>
     </w:p>
     <w:p>
@@ -576,7 +1069,12 @@
         <w:pStyle w:val="Heading2"/>
       </w:pPr>
       <w:r>
-        <w:t>LA VALIDATION DES ACQUIS DE L�EXP�RIENCE (VAE) IV �</w:t>
+        <w:rPr>
+          <w:b/>
+          <w:color w:val="2F5496"/>
+          <w:sz w:val="24"/>
+        </w:rPr>
+        <w:t>LA VALIDATION DES ACQUIS DE L'EXPeRIENCE (VAE) IV e</w:t>
       </w:r>
     </w:p>
     <w:p>
@@ -584,51 +1082,101 @@
         <w:pStyle w:val="Heading2"/>
       </w:pPr>
       <w:r>
-        <w:t>OBJET A �</w:t>
+        <w:rPr>
+          <w:b/>
+          <w:color w:val="006100"/>
+          <w:sz w:val="24"/>
+        </w:rPr>
+        <w:t>OBJET A e</w:t>
       </w:r>
     </w:p>
     <w:p>
       <w:r>
-        <w:t>La VAE � pour objet de permettre la reconnaissance de l�exp�rience, professionnelle ou non, aux fins de se faire d�livrer</w:t>
+        <w:rPr>
+          <w:b w:val="0"/>
+          <w:color w:val="006100"/>
+          <w:sz w:val="22"/>
+        </w:rPr>
+        <w:t>La VAE e pour objet de permettre la reconnaissance de l'experience, professionnelle ou non, aux fins de se faire d'livrer</w:t>
       </w:r>
     </w:p>
     <w:p>
       <w:r>
-        <w:t>un dipl�me, un titre ou un certificat de qualification professionnelle,, ou encore d�acqu�rir un bloc de comp�tence d�une</w:t>
+        <w:rPr>
+          <w:b w:val="0"/>
+          <w:color w:val="006100"/>
+          <w:sz w:val="22"/>
+        </w:rPr>
+        <w:t>un dipleme, un titre ou un certificat de qualification professionnelle,, ou encore d'acquerir un bloc de competence d'une</w:t>
       </w:r>
     </w:p>
     <w:p>
       <w:r>
-        <w:t>certification d�s lors que l�un de ces titres, dipl�mes ou certificats figure dans le r�pertoire national des certifications</w:t>
+        <w:rPr>
+          <w:b w:val="0"/>
+          <w:color w:val="006100"/>
+          <w:sz w:val="22"/>
+        </w:rPr>
+        <w:t>certification d's lors que l'un de ces titres, diplemes ou certificats figure dans le repertoire national des certifications</w:t>
       </w:r>
     </w:p>
     <w:p>
       <w:r>
+        <w:rPr>
+          <w:b w:val="0"/>
+          <w:color w:val="006100"/>
+          <w:sz w:val="22"/>
+        </w:rPr>
         <w:t>professionnelles.</w:t>
       </w:r>
     </w:p>
     <w:p>
       <w:r>
-        <w:t>Attribu� pour une dur�e de 48 heures de temps de travail par session d��valuation, le cong� permet de constituer le</w:t>
+        <w:rPr>
+          <w:b w:val="0"/>
+          <w:color w:val="006100"/>
+          <w:sz w:val="22"/>
+        </w:rPr>
+        <w:t>Attribue pour une duree de 48 heures de temps de travail par session d'evaluation, le conge permet de constituer le</w:t>
       </w:r>
     </w:p>
     <w:p>
       <w:r>
-        <w:t>dossier et de passer toute �preuve ou entretien n�cessaires � la validation de sa demande. Cette dur�e peut �tre</w:t>
+        <w:rPr>
+          <w:b w:val="0"/>
+          <w:color w:val="006100"/>
+          <w:sz w:val="22"/>
+        </w:rPr>
+        <w:t>dossier et de passer toute epreuve ou entretien n'cessaires e la validation de sa demande. Cette duree peut etre</w:t>
       </w:r>
     </w:p>
     <w:p>
       <w:r>
-        <w:t>augment�e par convention ou accord collectif. Un jury r�uni � cet effet accorde ou non la certification demand�e. �</w:t>
+        <w:rPr>
+          <w:b w:val="0"/>
+          <w:color w:val="006100"/>
+          <w:sz w:val="22"/>
+        </w:rPr>
+        <w:t>augmentee par convention ou accord collectif. Un jury reuni e cet effet accorde ou non la certification demandee. e</w:t>
       </w:r>
     </w:p>
     <w:p>
       <w:r>
-        <w:t>noter que l�int�ress� peut b�n�ficier d�un dispositif d�accompagnement, derni�rement renforc�, dans la pr�paration de</w:t>
+        <w:rPr>
+          <w:b w:val="0"/>
+          <w:color w:val="006100"/>
+          <w:sz w:val="22"/>
+        </w:rPr>
+        <w:t>noter que l'interesse peut ben'ficier d'un dispositif d'accompagnement, dernierement renforce, dans la preparation de</w:t>
       </w:r>
     </w:p>
     <w:p>
       <w:r>
+        <w:rPr>
+          <w:b w:val="0"/>
+          <w:color w:val="006100"/>
+          <w:sz w:val="22"/>
+        </w:rPr>
         <w:t>son dossier et de son entretien avec le jury.</w:t>
       </w:r>
     </w:p>
@@ -637,57 +1185,112 @@
         <w:pStyle w:val="Heading2"/>
       </w:pPr>
       <w:r>
-        <w:t>CONDITIONS B �</w:t>
+        <w:rPr>
+          <w:b/>
+          <w:color w:val="7030A0"/>
+          <w:sz w:val="24"/>
+        </w:rPr>
+        <w:t>CONDITIONS B e</w:t>
       </w:r>
     </w:p>
     <w:p>
       <w:r>
-        <w:t>La validation des acquis de l�exp�rience est accessible � toute personne, salari�e (m�me contrat � dur�e d�termin�e �loi</w:t>
+        <w:rPr>
+          <w:b w:val="0"/>
+          <w:color w:val="7030A0"/>
+          <w:sz w:val="22"/>
+        </w:rPr>
+        <w:t>La validation des acquis de l'experience est accessible e toute personne, salariee (m'me contrat e duree d'terminee eloi</w:t>
       </w:r>
     </w:p>
     <w:p>
       <w:r>
-        <w:t>du 5 mars 2014) ou non (demandeurs d�emploi, b�n�voles�). Son acc�s est donc universel. La condition de dur�e</w:t>
+        <w:rPr>
+          <w:b w:val="0"/>
+          <w:color w:val="7030A0"/>
+          <w:sz w:val="22"/>
+        </w:rPr>
+        <w:t>du 5 mars 2014) ou non (demandeurs d'emploi, ben'volese). Son acces est donc universel. La condition de duree</w:t>
       </w:r>
     </w:p>
     <w:p>
       <w:r>
-        <w:t>d�exp�rience a �t� supprim�e par la loi du 21 d�cembre 2022. La seule condition requise est de justifier d�une exp�rience</w:t>
+        <w:rPr>
+          <w:b w:val="0"/>
+          <w:color w:val="7030A0"/>
+          <w:sz w:val="22"/>
+        </w:rPr>
+        <w:t>d'experience a et' supprimee par la loi du 21 d'cembre 2022. La seule condition requise est de justifier d'une experience</w:t>
       </w:r>
     </w:p>
     <w:p>
       <w:r>
-        <w:t>ayant permis l�acquisition de comp�tences en lien avec le dipl�me, la qualification ou la certification demand�e.</w:t>
+        <w:rPr>
+          <w:b w:val="0"/>
+          <w:color w:val="7030A0"/>
+          <w:sz w:val="22"/>
+        </w:rPr>
+        <w:t>ayant permis l'acquisition de competences en lien avec le dipleme, la qualification ou la certification demandee.</w:t>
       </w:r>
     </w:p>
     <w:p>
       <w:r>
-        <w:t>C � Proc�dure</w:t>
+        <w:rPr>
+          <w:b w:val="0"/>
+          <w:color w:val="7030A0"/>
+          <w:sz w:val="22"/>
+        </w:rPr>
+        <w:t>C e Procedure</w:t>
       </w:r>
     </w:p>
     <w:p>
       <w:r>
-        <w:t>La VAE peut �tre r�alis�e dans le cadre du plan de formation de l�entreprise ou dans le cadre d�un cong� sp�cial. La</w:t>
+        <w:rPr>
+          <w:b w:val="0"/>
+          <w:color w:val="7030A0"/>
+          <w:sz w:val="22"/>
+        </w:rPr>
+        <w:t>La VAE peut etre realisee dans le cadre du plan de formation de l'entreprise ou dans le cadre d'un conge special. La</w:t>
       </w:r>
     </w:p>
     <w:p>
       <w:r>
-        <w:t>demande se fait par la plateforme France VAE qui centralise l�ensemble des d�marches.</w:t>
+        <w:rPr>
+          <w:b w:val="0"/>
+          <w:color w:val="7030A0"/>
+          <w:sz w:val="22"/>
+        </w:rPr>
+        <w:t>demande se fait par la plateforme France VAE qui centralise l'ensemble des d'marches.</w:t>
       </w:r>
     </w:p>
     <w:p>
       <w:r>
-        <w:t>Dans ce dernier cas, une demande d�autorisation d�absence doit �tre formul�e aupr�s de l�employeur 30 jours avant le</w:t>
+        <w:rPr>
+          <w:b w:val="0"/>
+          <w:color w:val="7030A0"/>
+          <w:sz w:val="22"/>
+        </w:rPr>
+        <w:t>Dans ce dernier cas, une demande d'autorisation d'absence doit etre formulee aupres de l'employeur 30 jours avant le</w:t>
       </w:r>
     </w:p>
     <w:p>
       <w:r>
-        <w:t>d�but de la VAE. L�employeur dispose d�un d�lai de 15 jours pour faire conna�tre sa d�cision. Le report, justifi� pour motif</w:t>
+        <w:rPr>
+          <w:b w:val="0"/>
+          <w:color w:val="7030A0"/>
+          <w:sz w:val="22"/>
+        </w:rPr>
+        <w:t>d'but de la VAE. L'employeur dispose d'un d'lai de 15 jours pour faire connaetre sa d'cision. Le report, justifie pour motif</w:t>
       </w:r>
     </w:p>
     <w:p>
       <w:r>
-        <w:t>de service, ne peut exc�der 1 mois.</w:t>
+        <w:rPr>
+          <w:b w:val="0"/>
+          <w:color w:val="7030A0"/>
+          <w:sz w:val="22"/>
+        </w:rPr>
+        <w:t>de service, ne peut exceder 1 mois.</w:t>
       </w:r>
     </w:p>
     <w:p>
@@ -695,7 +1298,12 @@
         <w:pStyle w:val="Heading2"/>
       </w:pPr>
       <w:r>
-        <w:t>LE CONG� DE BILAN DE COMP�TENCE V �</w:t>
+        <w:rPr>
+          <w:b/>
+          <w:color w:val="2F5496"/>
+          <w:sz w:val="24"/>
+        </w:rPr>
+        <w:t>LE CONGe DE BILAN DE COMPeTENCE V e</w:t>
       </w:r>
     </w:p>
     <w:p>
@@ -703,21 +1311,41 @@
         <w:pStyle w:val="Heading2"/>
       </w:pPr>
       <w:r>
-        <w:t>OBJET A �</w:t>
+        <w:rPr>
+          <w:b/>
+          <w:color w:val="006100"/>
+          <w:sz w:val="24"/>
+        </w:rPr>
+        <w:t>OBJET A e</w:t>
       </w:r>
     </w:p>
     <w:p>
       <w:r>
-        <w:t>Ce cong� � pour finalit� de permettre aux salari�s de l�entreprise de dresser un �tat de ses comp�tences et aptitudes dans</w:t>
+        <w:rPr>
+          <w:b w:val="0"/>
+          <w:color w:val="006100"/>
+          <w:sz w:val="22"/>
+        </w:rPr>
+        <w:t>Ce conge e pour finalite de permettre aux salaries de l'entreprise de dresser un etat de ses competences et aptitudes dans</w:t>
       </w:r>
     </w:p>
     <w:p>
       <w:r>
-        <w:t>le but, en principe, de d�finir un projet professionnel ou une formation. Sa dur�e maximale est de 24h r�partie sur</w:t>
+        <w:rPr>
+          <w:b w:val="0"/>
+          <w:color w:val="006100"/>
+          <w:sz w:val="22"/>
+        </w:rPr>
+        <w:t>le but, en principe, de d'finir un projet professionnel ou une formation. Sa duree maximale est de 24h repartie sur</w:t>
       </w:r>
     </w:p>
     <w:p>
       <w:r>
+        <w:rPr>
+          <w:b w:val="0"/>
+          <w:color w:val="006100"/>
+          <w:sz w:val="22"/>
+        </w:rPr>
         <w:t>plusieurs semaines.</w:t>
       </w:r>
     </w:p>
@@ -726,32 +1354,62 @@
         <w:pStyle w:val="Heading2"/>
       </w:pPr>
       <w:r>
-        <w:t>CONDITIONS ET PROC�DURE B �</w:t>
+        <w:rPr>
+          <w:b/>
+          <w:color w:val="7030A0"/>
+          <w:sz w:val="24"/>
+        </w:rPr>
+        <w:t>CONDITIONS ET PROCeDURE B e</w:t>
       </w:r>
     </w:p>
     <w:p>
       <w:r>
-        <w:t>Le bilan de comp�tence peut �tre r�alis� dans le cadre du plan de d�veloppement des comp�tences ou dans celui du CPF.</w:t>
+        <w:rPr>
+          <w:b w:val="0"/>
+          <w:color w:val="7030A0"/>
+          <w:sz w:val="22"/>
+        </w:rPr>
+        <w:t>Le bilan de competence peut etre realise dans le cadre du plan de d'veloppement des competences ou dans celui du CPF.</w:t>
       </w:r>
     </w:p>
     <w:p>
       <w:r>
-        <w:t>Dans la premi�re hypoth�se, l�employeur doit obtenir l�accord du salari� et �tablir une convention �crite avec le salari�</w:t>
+        <w:rPr>
+          <w:b w:val="0"/>
+          <w:color w:val="7030A0"/>
+          <w:sz w:val="22"/>
+        </w:rPr>
+        <w:t>Dans la premiere hypothese, l'employeur doit obtenir l'accord du salarie et etablir une convention ecrite avec le salarie</w:t>
       </w:r>
     </w:p>
     <w:p>
       <w:r>
-        <w:t>et l�organisme charg� de r�aliser le bilan.</w:t>
+        <w:rPr>
+          <w:b w:val="0"/>
+          <w:color w:val="7030A0"/>
+          <w:sz w:val="22"/>
+        </w:rPr>
+        <w:t>et l'organisme charge de realiser le bilan.</w:t>
       </w:r>
     </w:p>
     <w:p>
       <w:r>
-        <w:t>Dans la seconde hypoth�se, si le bilan se d�roule sur le temps de travail, ce sont les r�gles du CPF qui s�appliquent. Dans</w:t>
+        <w:rPr>
+          <w:b w:val="0"/>
+          <w:color w:val="7030A0"/>
+          <w:sz w:val="22"/>
+        </w:rPr>
+        <w:t>Dans la seconde hypothese, si le bilan se d'roule sur le temps de travail, ce sont les regles du CPF qui s'appliquent. Dans</w:t>
       </w:r>
     </w:p>
     <w:p>
       <w:r>
-        <w:t>l�hypoth�se inverse, le salari� n�est pas tenu d�informer l�employeur.</w:t>
+        <w:rPr>
+          <w:b w:val="0"/>
+          <w:color w:val="7030A0"/>
+          <w:sz w:val="22"/>
+        </w:rPr>
+        <w:t>l'hypothese inverse, le salarie n'est pas tenu d'informer l'employeur.</w:t>
       </w:r>
     </w:p>
     <w:p>
@@ -759,41 +1417,74 @@
         <w:pStyle w:val="Heading2"/>
       </w:pPr>
       <w:r>
-        <w:t>PROC�DURE DE DEMANDE C �</w:t>
+        <w:rPr>
+          <w:b/>
+          <w:color w:val="2F5496"/>
+          <w:sz w:val="24"/>
+        </w:rPr>
+        <w:t>PROCeDURE DE DEMANDE C e</w:t>
       </w:r>
     </w:p>
     <w:p>
       <w:r>
-        <w:t>Le bilan de comp�tence peut �tre r�alis� dans le cadre du plan de formation ou en dehors.</w:t>
+        <w:rPr>
+          <w:b w:val="0"/>
+          <w:color w:val="000000"/>
+          <w:sz w:val="22"/>
+        </w:rPr>
+        <w:t>Le bilan de competence peut etre realise dans le cadre du plan de formation ou en dehors.</w:t>
       </w:r>
     </w:p>
     <w:p>
       <w:r>
-        <w:t>Dans la premi�re hypoth�se il fait l�objet d�une convention entre l�employeur, le salari� et le prestataire de la formation.</w:t>
+        <w:rPr>
+          <w:b w:val="0"/>
+          <w:color w:val="000000"/>
+          <w:sz w:val="22"/>
+        </w:rPr>
+        <w:t>Dans la premiere hypothese il fait l'objet d'une convention entre l'employeur, le salarie et le prestataire de la formation.</w:t>
       </w:r>
     </w:p>
     <w:p>
       <w:r>
-        <w:t>Le refus par le salari� ne constitue ni une faute ni un motif de licenciement.</w:t>
+        <w:rPr>
+          <w:b w:val="0"/>
+          <w:color w:val="000000"/>
+          <w:sz w:val="22"/>
+        </w:rPr>
+        <w:t>Le refus par le salarie ne constitue ni une faute ni un motif de licenciement.</w:t>
       </w:r>
     </w:p>
     <w:p>
       <w:r>
-        <w:t>Dans la seconde hypoth�se, le salari� formule sa demande dans les 60 jours pr�c�dents le bilan. L�employeur dans les 30</w:t>
+        <w:rPr>
+          <w:b w:val="0"/>
+          <w:color w:val="000000"/>
+          <w:sz w:val="22"/>
+        </w:rPr>
+        <w:t>Dans la seconde hypothese, le salarie formule sa demande dans les 60 jours prec'dents le bilan. L'employeur dans les 30</w:t>
       </w:r>
     </w:p>
     <w:p>
       <w:r>
-        <w:t>jours � compter de la r�ception de la demande peut accorder l�absence ou la reporter de 6 mois maximum pour motif de</w:t>
+        <w:rPr>
+          <w:b w:val="0"/>
+          <w:color w:val="000000"/>
+          <w:sz w:val="22"/>
+        </w:rPr>
+        <w:t>jours e compter de la reception de la demande peut accorder l'absence ou la reporter de 6 mois maximum pour motif de</w:t>
       </w:r>
     </w:p>
     <w:p>
       <w:r>
-        <w:t>service. En cas d�accord, la dur�e du cong� est de 24 heures de temps de travail et peut �tre financ�e par l�organisme collecteur.</w:t>
+        <w:rPr>
+          <w:b w:val="0"/>
+          <w:color w:val="000000"/>
+          <w:sz w:val="22"/>
+        </w:rPr>
+        <w:t>service. En cas d'accord, la duree du conge est de 24 heures de temps de travail et peut etre financee par l'organisme collecteur.</w:t>
       </w:r>
     </w:p>
-    <w:p/>
-    <w:p/>
     <w:p/>
     <w:sectPr>
       <w:pgSz w:w="12240" w:h="15840"/>

--- a/droit social dcg/10- formation et s curit des parcours professionnels.docx
+++ b/droit social dcg/10- formation et s curit des parcours professionnels.docx
@@ -13,7 +13,7 @@
           <w:color w:val="1F4E79"/>
           <w:sz w:val="34"/>
         </w:rPr>
-        <w:t>FICHE 10 : LA FORMATION ET LA S'CURISATION DES PARCOURS PROFESSIONNELS</w:t>
+        <w:t>FICHE 10 : LA FORMATION ET LA SÉCURISATION DES PARCOURS PROFESSIONNELS</w:t>
       </w:r>
     </w:p>
     <w:p/>
@@ -27,7 +27,7 @@
           <w:color w:val="2F5496"/>
           <w:sz w:val="24"/>
         </w:rPr>
-        <w:t>LE PLAN DE D'VELOPPEMENT DES COMPeTENCES I e</w:t>
+        <w:t>LE PLAN DE DÉVELOPPEMENT DES COMPÉTENCES I •</w:t>
       </w:r>
     </w:p>
     <w:p>
@@ -40,7 +40,7 @@
           <w:color w:val="2F5496"/>
           <w:sz w:val="24"/>
         </w:rPr>
-        <w:t>L'OBLIGATION DE FORMATION DE L'EMPLOYEUR A e</w:t>
+        <w:t>L'OBLIGATION DE FORMATION DE L'EMPLOYEUR A •</w:t>
       </w:r>
     </w:p>
     <w:p>
@@ -50,7 +50,7 @@
           <w:color w:val="000000"/>
           <w:sz w:val="22"/>
         </w:rPr>
-        <w:t>Le plan, qui n'est pas une obligation en soi, peut etre mis en place dans toute entreprise et s'adresse e l'ensemble des</w:t>
+        <w:t>Le plan, qui n'est pas une obligation en soi, peut être mis en place dans toute entreprise et s'adresse à l'ensemble des</w:t>
       </w:r>
     </w:p>
     <w:p>
@@ -60,7 +60,7 @@
           <w:color w:val="000000"/>
           <w:sz w:val="22"/>
         </w:rPr>
-        <w:t>salaries.</w:t>
+        <w:t>salariés.</w:t>
       </w:r>
     </w:p>
     <w:p>
@@ -70,7 +70,7 @@
           <w:color w:val="000000"/>
           <w:sz w:val="22"/>
         </w:rPr>
-        <w:t>elabore e l'initiative de l'employeur et sous sa responsabilite, sa conception (de m'me que son renouvellement)</w:t>
+        <w:t>élaboré à l'initiative de l'employeur et sous sa responsabilité, sa conception (de même que son renouvellement)</w:t>
       </w:r>
     </w:p>
     <w:p>
@@ -80,7 +80,7 @@
           <w:color w:val="000000"/>
           <w:sz w:val="22"/>
         </w:rPr>
-        <w:t>n'cessite la consultation du social et economique. Cette consultation obligatoire (sanctions penales et fiscales) permet</w:t>
+        <w:t>nécessite la consultation du social et économique. Cette consultation obligatoire (sanctions pénales et fiscales) permet</w:t>
       </w:r>
     </w:p>
     <w:p>
@@ -90,7 +90,7 @@
           <w:color w:val="000000"/>
           <w:sz w:val="22"/>
         </w:rPr>
-        <w:t>e la representation du personnel de prendre connaissance du bilan des actions realisees et de celles projetees. Elle peut</w:t>
+        <w:t>à la représentation du personnel de prendre connaissance du bilan des actions réalisées et de celles projetées. Elle peut</w:t>
       </w:r>
     </w:p>
     <w:p>
@@ -100,7 +100,7 @@
           <w:color w:val="000000"/>
           <w:sz w:val="22"/>
         </w:rPr>
-        <w:t>faire valoir toutes propositions de nature e ameliorer la formation professionnelle des salaries.</w:t>
+        <w:t>faire valoir toutes propositions de nature à améliorer la formation professionnelle des salariés.</w:t>
       </w:r>
     </w:p>
     <w:p>
@@ -113,7 +113,7 @@
           <w:color w:val="2F5496"/>
           <w:sz w:val="24"/>
         </w:rPr>
-        <w:t>CONTENU DU PLAN B e</w:t>
+        <w:t>CONTENU DU PLAN B •</w:t>
       </w:r>
     </w:p>
     <w:p>
@@ -123,7 +123,7 @@
           <w:color w:val="000000"/>
           <w:sz w:val="22"/>
         </w:rPr>
-        <w:t>Le plan comprend deux categories d'actions :</w:t>
+        <w:t>Le plan comprend deux catégories d'actions :</w:t>
       </w:r>
     </w:p>
     <w:p>
@@ -153,7 +153,7 @@
           <w:color w:val="000000"/>
           <w:sz w:val="22"/>
         </w:rPr>
-        <w:t>categorie :</w:t>
+        <w:t>catégorie :</w:t>
       </w:r>
     </w:p>
     <w:p>
@@ -163,7 +163,7 @@
           <w:color w:val="000000"/>
           <w:sz w:val="22"/>
         </w:rPr>
-        <w:t>Les actions de formation obligatoires ou n'cessaires, en application d'accords ou conventions collectives, d'une</w:t>
+        <w:t>Les actions de formation obligatoires ou nécessaires, en application d'accords ou conventions collectives, d'une</w:t>
       </w:r>
     </w:p>
     <w:p>
@@ -173,7 +173,7 @@
           <w:color w:val="000000"/>
           <w:sz w:val="22"/>
         </w:rPr>
-        <w:t>convention internationale ou de dispositions l'gales et reglementaires. Les formations qui entrent dans ce cadre ont</w:t>
+        <w:t>convention internationale ou de dispositions légales et réglementaires. Les formations qui entrent dans ce cadre ont</w:t>
       </w:r>
     </w:p>
     <w:p>
@@ -183,7 +183,7 @@
           <w:color w:val="000000"/>
           <w:sz w:val="22"/>
         </w:rPr>
-        <w:t>pour objet de favoriser le d'veloppement des competences du salarie n'cessaires e son poste de travail, mais visent aussi</w:t>
+        <w:t>pour objet de favoriser le développement des compétences du salarié nécessaires à son poste de travail, mais visent aussi</w:t>
       </w:r>
     </w:p>
     <w:p>
@@ -193,7 +193,7 @@
           <w:color w:val="000000"/>
           <w:sz w:val="22"/>
         </w:rPr>
-        <w:t>e donner au salarie toutes competences rendues n'cessaires, e terme, par l'evolution des t'ches et des emplois.</w:t>
+        <w:t>à donner au salarié toutes compétences rendues nécessaires, à terme, par l'évolution des tâches et des emplois.</w:t>
       </w:r>
     </w:p>
     <w:p>
@@ -223,7 +223,7 @@
           <w:color w:val="000000"/>
           <w:sz w:val="22"/>
         </w:rPr>
-        <w:t>categorie :</w:t>
+        <w:t>catégorie :</w:t>
       </w:r>
     </w:p>
     <w:p>
@@ -243,7 +243,7 @@
           <w:color w:val="000000"/>
           <w:sz w:val="22"/>
         </w:rPr>
-        <w:t>d'utilite immediate au poste de travail du salarie, mais qui peuvent etre n'cessaire e une evolution professionnelle</w:t>
+        <w:t>d'utilité immédiate au poste de travail du salarié, mais qui peuvent être nécessaire à une évolution professionnelle</w:t>
       </w:r>
     </w:p>
     <w:p>
@@ -253,7 +253,7 @@
           <w:color w:val="000000"/>
           <w:sz w:val="22"/>
         </w:rPr>
-        <w:t>envisagee dans ou hors de l'entreprise. Elles n'cessitent l'accord ecrit du salarie.</w:t>
+        <w:t>envisagée dans ou hors de l'entreprise. Elles nécessitent l'accord écrit du salarié.</w:t>
       </w:r>
     </w:p>
     <w:p>
@@ -266,7 +266,7 @@
           <w:color w:val="2F5496"/>
           <w:sz w:val="24"/>
         </w:rPr>
-        <w:t>STATUT DU SALARIe EN FORMATION C e</w:t>
+        <w:t>STATUT DU SALARIÉ EN FORMATION C •</w:t>
       </w:r>
     </w:p>
     <w:p>
@@ -276,7 +276,7 @@
           <w:color w:val="000000"/>
           <w:sz w:val="22"/>
         </w:rPr>
-        <w:t>Les actions de formation sont realisees sur le temps de travail pour la 1</w:t>
+        <w:t>Les actions de formation sont réalisées sur le temps de travail pour la 1</w:t>
       </w:r>
     </w:p>
     <w:p>
@@ -296,7 +296,7 @@
           <w:color w:val="000000"/>
           <w:sz w:val="22"/>
         </w:rPr>
-        <w:t>categorie. Le salarie ben'ficie donc de sa</w:t>
+        <w:t>catégorie. Le salarié bénéficie donc de sa</w:t>
       </w:r>
     </w:p>
     <w:p>
@@ -306,7 +306,7 @@
           <w:color w:val="000000"/>
           <w:sz w:val="22"/>
         </w:rPr>
-        <w:t>remuneration habituelle, de la l'gislation sur les accidents du travail et reste soumis au pouvoir de direction de l'em-</w:t>
+        <w:t>rémunération habituelle, de la législation sur les accidents du travail et reste soumis au pouvoir de direction de l'em-</w:t>
       </w:r>
     </w:p>
     <w:p>
@@ -316,7 +316,7 @@
           <w:color w:val="000000"/>
           <w:sz w:val="22"/>
         </w:rPr>
-        <w:t>ployeur. Les formations peuvent etre imposees au salarie et son refus justifier un licenciement.</w:t>
+        <w:t>ployeur. Les formations peuvent être imposées au salarié et son refus justifier un licenciement.</w:t>
       </w:r>
     </w:p>
     <w:p>
@@ -326,7 +326,7 @@
           <w:color w:val="000000"/>
           <w:sz w:val="22"/>
         </w:rPr>
-        <w:t>Pour la seconde categorie, si les actions sont realisees sur le temps de travail, elles donnent lieu au maintien de la</w:t>
+        <w:t>Pour la seconde catégorie, si les actions sont réalisées sur le temps de travail, elles donnent lieu au maintien de la</w:t>
       </w:r>
     </w:p>
     <w:p>
@@ -336,7 +336,7 @@
           <w:color w:val="000000"/>
           <w:sz w:val="22"/>
         </w:rPr>
-        <w:t>remuneration. Si elles se d'roulent hors du temps de travail, les formations sont realisees dans une limite horaire d'finit</w:t>
+        <w:t>rémunération. Si elles se déroulent hors du temps de travail, les formations sont réalisées dans une limite horaire définit</w:t>
       </w:r>
     </w:p>
     <w:p>
@@ -360,7 +360,7 @@
           <w:color w:val="2F5496"/>
           <w:sz w:val="24"/>
         </w:rPr>
-        <w:t>LE COMPTE PERSONNEL DE FORMATION (ART. 6323-1 ET II e</w:t>
+        <w:t>LE COMPTE PERSONNEL DE FORMATION (ART. 6323-1 ET II •</w:t>
       </w:r>
     </w:p>
     <w:p>
@@ -386,7 +386,7 @@
           <w:color w:val="006100"/>
           <w:sz w:val="24"/>
         </w:rPr>
-        <w:t>PRINCIPES ET BeN'FICIAIRES A e</w:t>
+        <w:t>PRINCIPES ET BÉNÉFICIAIRES A •</w:t>
       </w:r>
     </w:p>
     <w:p>
@@ -396,7 +396,7 @@
           <w:color w:val="006100"/>
           <w:sz w:val="22"/>
         </w:rPr>
-        <w:t>Dans la perspective de s'curiser les parcours professionnels, La loi Rebsamen et la loi du 8 aoet 2016 ont reuni sous un</w:t>
+        <w:t>Dans la perspective de sécuriser les parcours professionnels, La loi Rebsamen et la loi du 8 août 2016 ont réuni sous un</w:t>
       </w:r>
     </w:p>
     <w:p>
@@ -406,7 +406,7 @@
           <w:color w:val="006100"/>
           <w:sz w:val="22"/>
         </w:rPr>
-        <w:t>m'me compte, d'nomme compte personnel d'activite :</w:t>
+        <w:t>même compte, dénommé compte personnel d'activité :</w:t>
       </w:r>
     </w:p>
     <w:p>
@@ -432,7 +432,7 @@
           <w:color w:val="006100"/>
           <w:sz w:val="22"/>
         </w:rPr>
-        <w:t>le compte professionnel de prevention (ce compte permet de capitaliser des droits e la formation pour occuper un</w:t>
+        <w:t>le compte professionnel de prévention (ce compte permet de capitaliser des droits à la formation pour occuper un</w:t>
       </w:r>
     </w:p>
     <w:p>
@@ -442,7 +442,7 @@
           <w:color w:val="006100"/>
           <w:sz w:val="22"/>
         </w:rPr>
-        <w:t>emploi moins penible ou ben'ficier d'un temps de travail reduit en fin de carriere) ;</w:t>
+        <w:t>emploi moins pénible ou bénéficier d'un temps de travail réduit en fin de carrière) ;</w:t>
       </w:r>
     </w:p>
     <w:p>
@@ -455,7 +455,7 @@
           <w:color w:val="006100"/>
           <w:sz w:val="22"/>
         </w:rPr>
-        <w:t>le compte d'engagement citoyen (ce compte recense les activites ben'voles ou de volontariat permettant</w:t>
+        <w:t>le compte d'engagement citoyen (ce compte recense les activités bénévoles ou de volontariat permettant</w:t>
       </w:r>
     </w:p>
     <w:p>
@@ -465,7 +465,7 @@
           <w:color w:val="006100"/>
           <w:sz w:val="22"/>
         </w:rPr>
-        <w:t>l'acquisition de droits e la formation).</w:t>
+        <w:t>l'acquisition de droits à la formation).</w:t>
       </w:r>
     </w:p>
     <w:p>
@@ -475,7 +475,7 @@
           <w:color w:val="006100"/>
           <w:sz w:val="22"/>
         </w:rPr>
-        <w:t>Le principe gen'ral consiste e acquerir des droits e la formation au titre de l'un de ces comptes. Le m'canisme est effectif</w:t>
+        <w:t>Le principe général consiste à acquérir des droits à la formation au titre de l'un de ces comptes. Le mécanisme est effectif</w:t>
       </w:r>
     </w:p>
     <w:p>
@@ -485,7 +485,7 @@
           <w:color w:val="006100"/>
           <w:sz w:val="22"/>
         </w:rPr>
-        <w:t>pour les salaries et demandeurs d'emploi, ainsi que pour les travailleurs independants.</w:t>
+        <w:t>pour les salariés et demandeurs d'emploi, ainsi que pour les travailleurs indépendants.</w:t>
       </w:r>
     </w:p>
     <w:p>
@@ -495,7 +495,7 @@
           <w:color w:val="006100"/>
           <w:sz w:val="22"/>
         </w:rPr>
-        <w:t>Le dispositif e un caractere universel attache e la personne. Il est ainsi ouvert e toute personne egee d'au moins seize ans</w:t>
+        <w:t>Le dispositif à un caractère universel attaché à la personne. Il est ainsi ouvert à toute personne âgée d'au moins seize ans</w:t>
       </w:r>
     </w:p>
     <w:p>
@@ -505,7 +505,7 @@
           <w:color w:val="006100"/>
           <w:sz w:val="22"/>
         </w:rPr>
-        <w:t>(sauf exception) en emploi ou e la recherche d'un emploi ou accompagne dans un projet d'orientation et d'insertion</w:t>
+        <w:t>(sauf exception) en emploi ou à la recherche d'un emploi ou accompagné dans un projet d'orientation et d'insertion</w:t>
       </w:r>
     </w:p>
     <w:p>
@@ -515,7 +515,7 @@
           <w:color w:val="006100"/>
           <w:sz w:val="22"/>
         </w:rPr>
-        <w:t>professionnelle. Le compte ne sera cleture qu'au d'c's de l'interesse ou en principe au moment de son d'part e la</w:t>
+        <w:t>professionnelle. Le compte ne sera clôture qu'au décès de l'intéresse ou en principe au moment de son départ à la</w:t>
       </w:r>
     </w:p>
     <w:p>
@@ -555,7 +555,7 @@
           <w:color w:val="006100"/>
           <w:sz w:val="22"/>
         </w:rPr>
-        <w:t>janvier 2019, le compte personnel est alimente en euros et non plus en temps. Le compte est alimente</w:t>
+        <w:t>janvier 2019, le compte personnel est alimenté en euros et non plus en temps. Le compte est alimenté</w:t>
       </w:r>
     </w:p>
     <w:p>
@@ -565,7 +565,7 @@
           <w:color w:val="006100"/>
           <w:sz w:val="22"/>
         </w:rPr>
-        <w:t>chaque annee en fonction du temps de travail du salarie. Pour un salarie e temps plein, le compte est alimente e raison de</w:t>
+        <w:t>chaque année en fonction du temps de travail du salarié. Pour un salarié à temps plein, le compte est alimenté à raison de</w:t>
       </w:r>
     </w:p>
     <w:p>
@@ -585,7 +585,7 @@
           <w:color w:val="006100"/>
           <w:sz w:val="22"/>
         </w:rPr>
-        <w:t>prise le prevoyant par exemple).</w:t>
+        <w:t>prise le prévoyant par exemple).</w:t>
       </w:r>
     </w:p>
     <w:p>
@@ -595,7 +595,7 @@
           <w:color w:val="006100"/>
           <w:sz w:val="22"/>
         </w:rPr>
-        <w:t>Le compte personnel de formation peut etre notamment mobilise pour des formations obligatoirement qualifiantes ou</w:t>
+        <w:t>Le compte personnel de formation peut être notamment mobilisé pour des formations obligatoirement qualifiantes ou</w:t>
       </w:r>
     </w:p>
     <w:p>
@@ -605,7 +605,7 @@
           <w:color w:val="006100"/>
           <w:sz w:val="22"/>
         </w:rPr>
-        <w:t>pour completer une formation partiellement realisee. La liste des formations admissibles est elaboree soit par les</w:t>
+        <w:t>pour compléter une formation partiellement réalisée. La liste des formations admissibles est élaborée soit par les</w:t>
       </w:r>
     </w:p>
     <w:p>
@@ -615,7 +615,7 @@
           <w:color w:val="006100"/>
           <w:sz w:val="22"/>
         </w:rPr>
-        <w:t>branches professionnelles, soit au niveau interprofessionnel, soit encore par la region.</w:t>
+        <w:t>branches professionnelles, soit au niveau interprofessionnel, soit encore par la région.</w:t>
       </w:r>
     </w:p>
     <w:p>
@@ -635,7 +635,7 @@
           <w:color w:val="006100"/>
           <w:sz w:val="22"/>
         </w:rPr>
-        <w:t>editions Corroy e 4 rue de Villars, 42000 Saint-etienne e 04 77 79 92 46 e infos@editions-corroy.fr</w:t>
+        <w:t>éditions Corroy à 4 rue de Villars, 42000 Saint-etienne à 04 77 79 92 46 à infos@editions-corroy.fr</w:t>
       </w:r>
     </w:p>
     <w:p>
@@ -645,7 +645,7 @@
           <w:color w:val="006100"/>
           <w:sz w:val="22"/>
         </w:rPr>
-        <w:t>COLLECTION DCG UE 3 e Droit social - Fiches de cours</w:t>
+        <w:t>COLLECTION DCG UE 3 à Droit social - Fiches de cours</w:t>
       </w:r>
     </w:p>
     <w:p>
@@ -668,7 +668,7 @@
           <w:color w:val="2F5496"/>
           <w:sz w:val="24"/>
         </w:rPr>
-        <w:t>UTILISATION DU CPF B e</w:t>
+        <w:t>UTILISATION DU CPF B •</w:t>
       </w:r>
     </w:p>
     <w:p>
@@ -678,7 +678,7 @@
           <w:color w:val="000000"/>
           <w:sz w:val="22"/>
         </w:rPr>
-        <w:t>Le titulaire du CPA peut acceder e une plateforme en ligne et consulter les droits dont il ben'ficie. Les informations</w:t>
+        <w:t>Le titulaire du CPA peut accéder à une plateforme en ligne et consulter les droits dont il bénéficie. Les informations</w:t>
       </w:r>
     </w:p>
     <w:p>
@@ -688,7 +688,7 @@
           <w:color w:val="000000"/>
           <w:sz w:val="22"/>
         </w:rPr>
-        <w:t>accessibles s'etendent e tous services utiles e la s'curisation des parcours professionnels, notamment l'acces au conseil</w:t>
+        <w:t>accessibles s'étendent à tous services utiles à la sécurisation des parcours professionnels, notamment l'accès au conseil</w:t>
       </w:r>
     </w:p>
     <w:p>
@@ -698,7 +698,7 @@
           <w:color w:val="000000"/>
           <w:sz w:val="22"/>
         </w:rPr>
-        <w:t>en evolution professionnelle. Ce dernier constitue un service de conseil permettant au ben'ficiaire d'identifier ses</w:t>
+        <w:t>en évolution professionnelle. Ce dernier constitue un service de conseil permettant au bénéficiaire d'identifier ses</w:t>
       </w:r>
     </w:p>
     <w:p>
@@ -708,7 +708,7 @@
           <w:color w:val="000000"/>
           <w:sz w:val="22"/>
         </w:rPr>
-        <w:t>competences, ses besoins de formation afin de construire le cas echeant un parcours professionnel.</w:t>
+        <w:t>compétences, ses besoins de formation afin de construire le cas échéant un parcours professionnel.</w:t>
       </w:r>
     </w:p>
     <w:p>
@@ -718,7 +718,7 @@
           <w:color w:val="000000"/>
           <w:sz w:val="22"/>
         </w:rPr>
-        <w:t>L'utilisation du compte n'cessite obligatoirement l'accord de l'interesse. Lorsque ce dernier souhaite mobiliser ses</w:t>
+        <w:t>L'utilisation du compte nécessite obligatoirement l'accord de l'intéresse. Lorsque ce dernier souhaite mobiliser ses</w:t>
       </w:r>
     </w:p>
     <w:p>
@@ -728,7 +728,7 @@
           <w:color w:val="000000"/>
           <w:sz w:val="22"/>
         </w:rPr>
-        <w:t>droits pour suivre une formation, une participation financiere lui est demandee (obligatoire depuis le 2 mai 2024). Elle</w:t>
+        <w:t>droits pour suivre une formation, une participation financière lui est demandée (obligatoire depuis le 2 mai 2024). Elle</w:t>
       </w:r>
     </w:p>
     <w:p>
@@ -768,7 +768,7 @@
           <w:color w:val="000000"/>
           <w:sz w:val="22"/>
         </w:rPr>
-        <w:t>Pour les salaries, les formations peuvent se d'rouler :</w:t>
+        <w:t>Pour les salariés, les formations peuvent se dérouler :</w:t>
       </w:r>
     </w:p>
     <w:p>
@@ -781,7 +781,7 @@
           <w:color w:val="000000"/>
           <w:sz w:val="22"/>
         </w:rPr>
-        <w:t>sur le temps de travail : dans cette hypothese, et sauf exception, un accord de l'employeur sera n'cessaire et la</w:t>
+        <w:t>sur le temps de travail : dans cette hypothèse, et sauf exception, un accord de l'employeur sera nécessaire et la</w:t>
       </w:r>
     </w:p>
     <w:p>
@@ -791,7 +791,7 @@
           <w:color w:val="000000"/>
           <w:sz w:val="22"/>
         </w:rPr>
-        <w:t>remuneration est maintenue ;</w:t>
+        <w:t>rémunération est maintenue ;</w:t>
       </w:r>
     </w:p>
     <w:p>
@@ -804,7 +804,7 @@
           <w:color w:val="000000"/>
           <w:sz w:val="22"/>
         </w:rPr>
-        <w:t>hors du temps de travail : dans ce cas, aucune autorisation de l'entreprise n'est exigee et le salarie ne pereoit aucune</w:t>
+        <w:t>hors du temps de travail : dans ce cas, aucune autorisation de l'entreprise n'est exigée et le salarié ne perçoit aucune</w:t>
       </w:r>
     </w:p>
     <w:p>
@@ -840,7 +840,7 @@
           <w:color w:val="2F5496"/>
           <w:sz w:val="24"/>
         </w:rPr>
-        <w:t>LE PROJET DE TRANSITION PROFESSIONNELLE OU CPF DE III e</w:t>
+        <w:t>LE PROJET DE TRANSITION PROFESSIONNELLE OU CPF DE III •</w:t>
       </w:r>
     </w:p>
     <w:p>
@@ -866,7 +866,7 @@
           <w:color w:val="006100"/>
           <w:sz w:val="24"/>
         </w:rPr>
-        <w:t>OBJET A e</w:t>
+        <w:t>OBJET A •</w:t>
       </w:r>
     </w:p>
     <w:p>
@@ -876,7 +876,7 @@
           <w:color w:val="006100"/>
           <w:sz w:val="22"/>
         </w:rPr>
-        <w:t>Le CPF de transition ne se cantonne pas e l'acquisition de competence en rapport direct avec l'emploi occupe puisqu'il</w:t>
+        <w:t>Le CPF de transition ne se cantonne pas à l'acquisition de compétence en rapport direct avec l'emploi occupe puisqu'il</w:t>
       </w:r>
     </w:p>
     <w:p>
@@ -886,7 +886,7 @@
           <w:color w:val="006100"/>
           <w:sz w:val="22"/>
         </w:rPr>
-        <w:t>s'ouvre e toute formation permettant d'acceder e un niveau superieur de qualification, de changer d'activite, de preparer</w:t>
+        <w:t>s'ouvre à toute formation permettant d'accéder à un niveau supérieur de qualification, de changer d'activité, de préparer</w:t>
       </w:r>
     </w:p>
     <w:p>
@@ -896,7 +896,7 @@
           <w:color w:val="006100"/>
           <w:sz w:val="22"/>
         </w:rPr>
-        <w:t>un examen ou d'acquerir des connaissances e caractere culturel. Il constitue une modalite specifique de mobilisation du</w:t>
+        <w:t>un examen ou d'acquérir des connaissances à caractère culturel. Il constitue une modalité spécifique de mobilisation du</w:t>
       </w:r>
     </w:p>
     <w:p>
@@ -906,7 +906,7 @@
           <w:color w:val="006100"/>
           <w:sz w:val="22"/>
         </w:rPr>
-        <w:t>compte personnel de formation et permet au salarie de s'absenter le temps de la formation.</w:t>
+        <w:t>compte personnel de formation et permet au salarié de s'absenter le temps de la formation.</w:t>
       </w:r>
     </w:p>
     <w:p>
@@ -919,7 +919,7 @@
           <w:color w:val="7030A0"/>
           <w:sz w:val="24"/>
         </w:rPr>
-        <w:t>CONDITIONS B e</w:t>
+        <w:t>CONDITIONS B •</w:t>
       </w:r>
     </w:p>
     <w:p>
@@ -929,7 +929,7 @@
           <w:color w:val="7030A0"/>
           <w:sz w:val="22"/>
         </w:rPr>
-        <w:t>Tout salarie de l'entreprise peut en ben'ficier e la condition suivante :</w:t>
+        <w:t>Tout salarié de l'entreprise peut en bénéficier à la condition suivante :</w:t>
       </w:r>
     </w:p>
     <w:p>
@@ -942,7 +942,7 @@
           <w:color w:val="7030A0"/>
           <w:sz w:val="22"/>
         </w:rPr>
-        <w:t>condition d'anciennete : 24 mois consecutifs ou non en tant que salarie, dont 12 mois dans l'entreprise (principe). La</w:t>
+        <w:t>condition d'ancienneté : 24 mois consécutifs ou non en tant que salarié, dont 12 mois dans l'entreprise (principe). La</w:t>
       </w:r>
     </w:p>
     <w:p>
@@ -952,7 +952,7 @@
           <w:color w:val="7030A0"/>
           <w:sz w:val="22"/>
         </w:rPr>
-        <w:t>condition d'anciennete n'est pas exigee pour le salarie qui a change d'emploi e la suite d'un licenciement pour motif</w:t>
+        <w:t>condition d'ancienneté n'est pas exigée pour le salarié qui a change d'emploi à la suite d'un licenciement pour motif</w:t>
       </w:r>
     </w:p>
     <w:p>
@@ -962,7 +962,7 @@
           <w:color w:val="7030A0"/>
           <w:sz w:val="22"/>
         </w:rPr>
-        <w:t>economique ou pour inaptitude et qui n'a pas suivi d'action de formation entre son licenciement et son reemploi.</w:t>
+        <w:t>économique ou pour inaptitude et qui n'a pas suivi d'action de formation entre son licenciement et son réemploi.</w:t>
       </w:r>
     </w:p>
     <w:p>
@@ -975,7 +975,7 @@
           <w:color w:val="2F5496"/>
           <w:sz w:val="24"/>
         </w:rPr>
-        <w:t>PROCeDURE DE DEMANDE C e</w:t>
+        <w:t>PROCÉDURE DE DEMANDE C •</w:t>
       </w:r>
     </w:p>
     <w:p>
@@ -985,7 +985,7 @@
           <w:color w:val="000000"/>
           <w:sz w:val="22"/>
         </w:rPr>
-        <w:t>Le salarie doit faire connaetre son intention e l'employeur (par une demande d'autorisation d'absence precisant les</w:t>
+        <w:t>Le salarié doit faire connaître son intention à l'employeur (par une demande d'autorisation d'absence précisant les</w:t>
       </w:r>
     </w:p>
     <w:p>
@@ -995,7 +995,7 @@
           <w:color w:val="000000"/>
           <w:sz w:val="22"/>
         </w:rPr>
-        <w:t>modalites de la formation) dans un d'lai de 120 ou 60 jours prec'dant l'absence, en fonction de la duree de cette</w:t>
+        <w:t>modalités de la formation) dans un délai de 120 ou 60 jours précédant l'absence, en fonction de la durée de cette</w:t>
       </w:r>
     </w:p>
     <w:p>
@@ -1005,7 +1005,7 @@
           <w:color w:val="000000"/>
           <w:sz w:val="22"/>
         </w:rPr>
-        <w:t>derniere.</w:t>
+        <w:t>dernière.</w:t>
       </w:r>
     </w:p>
     <w:p>
@@ -1015,7 +1015,7 @@
           <w:color w:val="000000"/>
           <w:sz w:val="22"/>
         </w:rPr>
-        <w:t>L'employeur, dont la reponse doit etre donnee dans les 30 jours e compter de la reception de la demande, peut soit :</w:t>
+        <w:t>L'employeur, dont la réponse doit être donnée dans les 30 jours à compter de la réception de la demande, peut soit :</w:t>
       </w:r>
     </w:p>
     <w:p>
@@ -1051,7 +1051,7 @@
           <w:color w:val="000000"/>
           <w:sz w:val="22"/>
         </w:rPr>
-        <w:t>differer le conge, si ce dernier pourrait avoir des consequences prejudiciables e la production et e la marche de l'en--</w:t>
+        <w:t>différer le congo, si ce dernier pourrait avoir des conséquences préjudiciables à la production et à la marche de l'en--</w:t>
       </w:r>
     </w:p>
     <w:p>
@@ -1061,7 +1061,7 @@
           <w:color w:val="000000"/>
           <w:sz w:val="22"/>
         </w:rPr>
-        <w:t>treprise ou en cas d'effectifs simultanement absents (selon l'effectif de l'entreprise).</w:t>
+        <w:t>treprise ou en cas d'effectifs simultanément absents (selon l'effectif de l'entreprise).</w:t>
       </w:r>
     </w:p>
     <w:p>
@@ -1074,7 +1074,7 @@
           <w:color w:val="2F5496"/>
           <w:sz w:val="24"/>
         </w:rPr>
-        <w:t>LA VALIDATION DES ACQUIS DE L'EXPeRIENCE (VAE) IV e</w:t>
+        <w:t>LA VALIDATION DES ACQUIS DE L'EXPÉRIENCE (VAE) IV •</w:t>
       </w:r>
     </w:p>
     <w:p>
@@ -1087,7 +1087,7 @@
           <w:color w:val="006100"/>
           <w:sz w:val="24"/>
         </w:rPr>
-        <w:t>OBJET A e</w:t>
+        <w:t>OBJET A •</w:t>
       </w:r>
     </w:p>
     <w:p>
@@ -1097,7 +1097,7 @@
           <w:color w:val="006100"/>
           <w:sz w:val="22"/>
         </w:rPr>
-        <w:t>La VAE e pour objet de permettre la reconnaissance de l'experience, professionnelle ou non, aux fins de se faire d'livrer</w:t>
+        <w:t>La VAE à pour objet de permettre la reconnaissance de l'expérience, professionnelle ou non, aux fins de se faire délivrer</w:t>
       </w:r>
     </w:p>
     <w:p>
@@ -1107,7 +1107,7 @@
           <w:color w:val="006100"/>
           <w:sz w:val="22"/>
         </w:rPr>
-        <w:t>un dipleme, un titre ou un certificat de qualification professionnelle,, ou encore d'acquerir un bloc de competence d'une</w:t>
+        <w:t>un diplôme, un titre ou un certificat de qualification professionnelle,, ou encore d'acquérir un bloc de compétence d'une</w:t>
       </w:r>
     </w:p>
     <w:p>
@@ -1117,7 +1117,7 @@
           <w:color w:val="006100"/>
           <w:sz w:val="22"/>
         </w:rPr>
-        <w:t>certification d's lors que l'un de ces titres, diplemes ou certificats figure dans le repertoire national des certifications</w:t>
+        <w:t>certification des lors que l'un de ces titres, diplômes ou certificats figure dans le répertoire national des certifications</w:t>
       </w:r>
     </w:p>
     <w:p>
@@ -1137,7 +1137,7 @@
           <w:color w:val="006100"/>
           <w:sz w:val="22"/>
         </w:rPr>
-        <w:t>Attribue pour une duree de 48 heures de temps de travail par session d'evaluation, le conge permet de constituer le</w:t>
+        <w:t>Attribué pour une durée de 48 heures de temps de travail par session d'évaluation, le congo permet de constituer le</w:t>
       </w:r>
     </w:p>
     <w:p>
@@ -1147,7 +1147,7 @@
           <w:color w:val="006100"/>
           <w:sz w:val="22"/>
         </w:rPr>
-        <w:t>dossier et de passer toute epreuve ou entretien n'cessaires e la validation de sa demande. Cette duree peut etre</w:t>
+        <w:t>dossier et de passer toute épreuve ou entretien nécessaires à la validation de sa demande. Cette durée peut être</w:t>
       </w:r>
     </w:p>
     <w:p>
@@ -1157,7 +1157,7 @@
           <w:color w:val="006100"/>
           <w:sz w:val="22"/>
         </w:rPr>
-        <w:t>augmentee par convention ou accord collectif. Un jury reuni e cet effet accorde ou non la certification demandee. e</w:t>
+        <w:t>augmentée par convention ou accord collectif. Un jury réuni à cet effet accorde ou non la certification demandée. à</w:t>
       </w:r>
     </w:p>
     <w:p>
@@ -1167,7 +1167,7 @@
           <w:color w:val="006100"/>
           <w:sz w:val="22"/>
         </w:rPr>
-        <w:t>noter que l'interesse peut ben'ficier d'un dispositif d'accompagnement, dernierement renforce, dans la preparation de</w:t>
+        <w:t>noter que l'intéresse peut bénéficier d'un dispositif d'accompagnement, dernièrement renforce, dans la préparation de</w:t>
       </w:r>
     </w:p>
     <w:p>
@@ -1190,7 +1190,7 @@
           <w:color w:val="7030A0"/>
           <w:sz w:val="24"/>
         </w:rPr>
-        <w:t>CONDITIONS B e</w:t>
+        <w:t>CONDITIONS B •</w:t>
       </w:r>
     </w:p>
     <w:p>
@@ -1200,7 +1200,7 @@
           <w:color w:val="7030A0"/>
           <w:sz w:val="22"/>
         </w:rPr>
-        <w:t>La validation des acquis de l'experience est accessible e toute personne, salariee (m'me contrat e duree d'terminee eloi</w:t>
+        <w:t>La validation des acquis de l'expérience est accessible à toute personne, salariée (même contrat à durée déterminée éloi</w:t>
       </w:r>
     </w:p>
     <w:p>
@@ -1210,7 +1210,7 @@
           <w:color w:val="7030A0"/>
           <w:sz w:val="22"/>
         </w:rPr>
-        <w:t>du 5 mars 2014) ou non (demandeurs d'emploi, ben'volese). Son acces est donc universel. La condition de duree</w:t>
+        <w:t>du 5 mars 2014) ou non (demandeurs d'emploi, bénévolesé). Son accès est donc universel. La condition de durée</w:t>
       </w:r>
     </w:p>
     <w:p>
@@ -1220,7 +1220,7 @@
           <w:color w:val="7030A0"/>
           <w:sz w:val="22"/>
         </w:rPr>
-        <w:t>d'experience a et' supprimee par la loi du 21 d'cembre 2022. La seule condition requise est de justifier d'une experience</w:t>
+        <w:t>d'expérience a été supprimée par la loi du 21 décembre 2022. La seule condition requise est de justifier d'une expérience</w:t>
       </w:r>
     </w:p>
     <w:p>
@@ -1230,7 +1230,7 @@
           <w:color w:val="7030A0"/>
           <w:sz w:val="22"/>
         </w:rPr>
-        <w:t>ayant permis l'acquisition de competences en lien avec le dipleme, la qualification ou la certification demandee.</w:t>
+        <w:t>ayant permis l'acquisition de compétences en lien avec le diplôme, la qualification ou la certification demandée.</w:t>
       </w:r>
     </w:p>
     <w:p>
@@ -1240,7 +1240,7 @@
           <w:color w:val="7030A0"/>
           <w:sz w:val="22"/>
         </w:rPr>
-        <w:t>C e Procedure</w:t>
+        <w:t>C à Procédure</w:t>
       </w:r>
     </w:p>
     <w:p>
@@ -1250,7 +1250,7 @@
           <w:color w:val="7030A0"/>
           <w:sz w:val="22"/>
         </w:rPr>
-        <w:t>La VAE peut etre realisee dans le cadre du plan de formation de l'entreprise ou dans le cadre d'un conge special. La</w:t>
+        <w:t>La VAE peut être réalisée dans le cadre du plan de formation de l'entreprise ou dans le cadre d'un congo spécial. La</w:t>
       </w:r>
     </w:p>
     <w:p>
@@ -1260,7 +1260,7 @@
           <w:color w:val="7030A0"/>
           <w:sz w:val="22"/>
         </w:rPr>
-        <w:t>demande se fait par la plateforme France VAE qui centralise l'ensemble des d'marches.</w:t>
+        <w:t>demande se fait par la plateforme France VAE qui centralise l'ensemble des démarches.</w:t>
       </w:r>
     </w:p>
     <w:p>
@@ -1270,7 +1270,7 @@
           <w:color w:val="7030A0"/>
           <w:sz w:val="22"/>
         </w:rPr>
-        <w:t>Dans ce dernier cas, une demande d'autorisation d'absence doit etre formulee aupres de l'employeur 30 jours avant le</w:t>
+        <w:t>Dans ce dernier cas, une demande d'autorisation d'absence doit être formulée auprès de l'employeur 30 jours avant le</w:t>
       </w:r>
     </w:p>
     <w:p>
@@ -1280,7 +1280,7 @@
           <w:color w:val="7030A0"/>
           <w:sz w:val="22"/>
         </w:rPr>
-        <w:t>d'but de la VAE. L'employeur dispose d'un d'lai de 15 jours pour faire connaetre sa d'cision. Le report, justifie pour motif</w:t>
+        <w:t>début de la VAE. L'employeur dispose d'un délai de 15 jours pour faire connaître sa décision. Le report, justifie pour motif</w:t>
       </w:r>
     </w:p>
     <w:p>
@@ -1290,7 +1290,7 @@
           <w:color w:val="7030A0"/>
           <w:sz w:val="22"/>
         </w:rPr>
-        <w:t>de service, ne peut exceder 1 mois.</w:t>
+        <w:t>de service, ne peut excéder 1 mois.</w:t>
       </w:r>
     </w:p>
     <w:p>
@@ -1303,7 +1303,7 @@
           <w:color w:val="2F5496"/>
           <w:sz w:val="24"/>
         </w:rPr>
-        <w:t>LE CONGe DE BILAN DE COMPeTENCE V e</w:t>
+        <w:t>LE CONGO DE BILAN DE COMPÉTENCE V •</w:t>
       </w:r>
     </w:p>
     <w:p>
@@ -1316,7 +1316,7 @@
           <w:color w:val="006100"/>
           <w:sz w:val="24"/>
         </w:rPr>
-        <w:t>OBJET A e</w:t>
+        <w:t>OBJET A •</w:t>
       </w:r>
     </w:p>
     <w:p>
@@ -1326,7 +1326,7 @@
           <w:color w:val="006100"/>
           <w:sz w:val="22"/>
         </w:rPr>
-        <w:t>Ce conge e pour finalite de permettre aux salaries de l'entreprise de dresser un etat de ses competences et aptitudes dans</w:t>
+        <w:t>Ce congo à pour finalité de permettre aux salariés de l'entreprise de dresser un état de ses compétences et aptitudes dans</w:t>
       </w:r>
     </w:p>
     <w:p>
@@ -1336,7 +1336,7 @@
           <w:color w:val="006100"/>
           <w:sz w:val="22"/>
         </w:rPr>
-        <w:t>le but, en principe, de d'finir un projet professionnel ou une formation. Sa duree maximale est de 24h repartie sur</w:t>
+        <w:t>le but, en principe, de définir un projet professionnel ou une formation. Sa durée maximale est de 24h répartie sur</w:t>
       </w:r>
     </w:p>
     <w:p>
@@ -1359,7 +1359,7 @@
           <w:color w:val="7030A0"/>
           <w:sz w:val="24"/>
         </w:rPr>
-        <w:t>CONDITIONS ET PROCeDURE B e</w:t>
+        <w:t>CONDITIONS ET PROCÉDURE B •</w:t>
       </w:r>
     </w:p>
     <w:p>
@@ -1369,7 +1369,7 @@
           <w:color w:val="7030A0"/>
           <w:sz w:val="22"/>
         </w:rPr>
-        <w:t>Le bilan de competence peut etre realise dans le cadre du plan de d'veloppement des competences ou dans celui du CPF.</w:t>
+        <w:t>Le bilan de compétence peut être réalisé dans le cadre du plan de développement des compétences ou dans celui du CPF.</w:t>
       </w:r>
     </w:p>
     <w:p>
@@ -1379,7 +1379,7 @@
           <w:color w:val="7030A0"/>
           <w:sz w:val="22"/>
         </w:rPr>
-        <w:t>Dans la premiere hypothese, l'employeur doit obtenir l'accord du salarie et etablir une convention ecrite avec le salarie</w:t>
+        <w:t>Dans la première hypothèse, l'employeur doit obtenir l'accord du salarié et établir une convention écrite avec le salarié</w:t>
       </w:r>
     </w:p>
     <w:p>
@@ -1389,7 +1389,7 @@
           <w:color w:val="7030A0"/>
           <w:sz w:val="22"/>
         </w:rPr>
-        <w:t>et l'organisme charge de realiser le bilan.</w:t>
+        <w:t>et l'organisme charge de réaliser le bilan.</w:t>
       </w:r>
     </w:p>
     <w:p>
@@ -1399,7 +1399,7 @@
           <w:color w:val="7030A0"/>
           <w:sz w:val="22"/>
         </w:rPr>
-        <w:t>Dans la seconde hypothese, si le bilan se d'roule sur le temps de travail, ce sont les regles du CPF qui s'appliquent. Dans</w:t>
+        <w:t>Dans la seconde hypothèse, si le bilan se déroule sur le temps de travail, ce sont les règles du CPF qui s'appliquent. Dans</w:t>
       </w:r>
     </w:p>
     <w:p>
@@ -1409,7 +1409,7 @@
           <w:color w:val="7030A0"/>
           <w:sz w:val="22"/>
         </w:rPr>
-        <w:t>l'hypothese inverse, le salarie n'est pas tenu d'informer l'employeur.</w:t>
+        <w:t>l'hypothèse inverse, le salarié n'est pas tenu d'informer l'employeur.</w:t>
       </w:r>
     </w:p>
     <w:p>
@@ -1422,7 +1422,7 @@
           <w:color w:val="2F5496"/>
           <w:sz w:val="24"/>
         </w:rPr>
-        <w:t>PROCeDURE DE DEMANDE C e</w:t>
+        <w:t>PROCÉDURE DE DEMANDE C •</w:t>
       </w:r>
     </w:p>
     <w:p>
@@ -1432,7 +1432,7 @@
           <w:color w:val="000000"/>
           <w:sz w:val="22"/>
         </w:rPr>
-        <w:t>Le bilan de competence peut etre realise dans le cadre du plan de formation ou en dehors.</w:t>
+        <w:t>Le bilan de compétence peut être réalisé dans le cadre du plan de formation ou en dehors.</w:t>
       </w:r>
     </w:p>
     <w:p>
@@ -1442,7 +1442,7 @@
           <w:color w:val="000000"/>
           <w:sz w:val="22"/>
         </w:rPr>
-        <w:t>Dans la premiere hypothese il fait l'objet d'une convention entre l'employeur, le salarie et le prestataire de la formation.</w:t>
+        <w:t>Dans la première hypothèse il fait l'objet d'une convention entre l'employeur, le salarié et le prestataire de la formation.</w:t>
       </w:r>
     </w:p>
     <w:p>
@@ -1452,7 +1452,7 @@
           <w:color w:val="000000"/>
           <w:sz w:val="22"/>
         </w:rPr>
-        <w:t>Le refus par le salarie ne constitue ni une faute ni un motif de licenciement.</w:t>
+        <w:t>Le refus par le salarié ne constitue ni une faute ni un motif de licenciement.</w:t>
       </w:r>
     </w:p>
     <w:p>
@@ -1462,7 +1462,7 @@
           <w:color w:val="000000"/>
           <w:sz w:val="22"/>
         </w:rPr>
-        <w:t>Dans la seconde hypothese, le salarie formule sa demande dans les 60 jours prec'dents le bilan. L'employeur dans les 30</w:t>
+        <w:t>Dans la seconde hypothèse, le salarié formule sa demande dans les 60 jours précédents le bilan. L'employeur dans les 30</w:t>
       </w:r>
     </w:p>
     <w:p>
@@ -1472,7 +1472,7 @@
           <w:color w:val="000000"/>
           <w:sz w:val="22"/>
         </w:rPr>
-        <w:t>jours e compter de la reception de la demande peut accorder l'absence ou la reporter de 6 mois maximum pour motif de</w:t>
+        <w:t>jours à compter de la réception de la demande peut accorder l'absence ou la reporter de 6 mois maximum pour motif de</w:t>
       </w:r>
     </w:p>
     <w:p>
@@ -1482,9 +1482,10 @@
           <w:color w:val="000000"/>
           <w:sz w:val="22"/>
         </w:rPr>
-        <w:t>service. En cas d'accord, la duree du conge est de 24 heures de temps de travail et peut etre financee par l'organisme collecteur.</w:t>
+        <w:t>service. En cas d'accord, la durée du congo est de 24 heures de temps de travail et peut être financée par l'organisme collecteur.</w:t>
       </w:r>
     </w:p>
+    <w:p/>
     <w:p/>
     <w:sectPr>
       <w:pgSz w:w="12240" w:h="15840"/>

--- a/droit social dcg/10- formation et s curit des parcours professionnels.docx
+++ b/droit social dcg/10- formation et s curit des parcours professionnels.docx
@@ -27,7 +27,7 @@
           <w:color w:val="2F5496"/>
           <w:sz w:val="24"/>
         </w:rPr>
-        <w:t>LE PLAN DE DÉVELOPPEMENT DES COMPÉTENCES I •</w:t>
+        <w:t>I • LE PLAN DE DÉVELOPPEMENT DES COMPÉTENCES</w:t>
       </w:r>
     </w:p>
     <w:p>
@@ -37,17 +37,17 @@
       <w:r>
         <w:rPr>
           <w:b/>
-          <w:color w:val="2F5496"/>
+          <w:color w:val="BF5700"/>
           <w:sz w:val="24"/>
         </w:rPr>
-        <w:t>L'OBLIGATION DE FORMATION DE L'EMPLOYEUR A •</w:t>
+        <w:t>A • L'OBLIGATION DE FORMATION DE L'EMPLOYEUR</w:t>
       </w:r>
     </w:p>
     <w:p>
       <w:r>
         <w:rPr>
           <w:b w:val="0"/>
-          <w:color w:val="000000"/>
+          <w:color w:val="BF5700"/>
           <w:sz w:val="22"/>
         </w:rPr>
         <w:t>Le plan, qui n'est pas une obligation en soi, peut être mis en place dans toute entreprise et s'adresse à l'ensemble des</w:t>
@@ -57,7 +57,7 @@
       <w:r>
         <w:rPr>
           <w:b w:val="0"/>
-          <w:color w:val="000000"/>
+          <w:color w:val="BF5700"/>
           <w:sz w:val="22"/>
         </w:rPr>
         <w:t>salariés.</w:t>
@@ -67,7 +67,7 @@
       <w:r>
         <w:rPr>
           <w:b w:val="0"/>
-          <w:color w:val="000000"/>
+          <w:color w:val="BF5700"/>
           <w:sz w:val="22"/>
         </w:rPr>
         <w:t>élaboré à l'initiative de l'employeur et sous sa responsabilité, sa conception (de même que son renouvellement)</w:t>
@@ -77,7 +77,7 @@
       <w:r>
         <w:rPr>
           <w:b w:val="0"/>
-          <w:color w:val="000000"/>
+          <w:color w:val="BF5700"/>
           <w:sz w:val="22"/>
         </w:rPr>
         <w:t>nécessite la consultation du social et économique. Cette consultation obligatoire (sanctions pénales et fiscales) permet</w:t>
@@ -87,7 +87,7 @@
       <w:r>
         <w:rPr>
           <w:b w:val="0"/>
-          <w:color w:val="000000"/>
+          <w:color w:val="BF5700"/>
           <w:sz w:val="22"/>
         </w:rPr>
         <w:t>à la représentation du personnel de prendre connaissance du bilan des actions réalisées et de celles projetées. Elle peut</w:t>
@@ -97,7 +97,7 @@
       <w:r>
         <w:rPr>
           <w:b w:val="0"/>
-          <w:color w:val="000000"/>
+          <w:color w:val="BF5700"/>
           <w:sz w:val="22"/>
         </w:rPr>
         <w:t>faire valoir toutes propositions de nature à améliorer la formation professionnelle des salariés.</w:t>
@@ -113,7 +113,7 @@
           <w:color w:val="2F5496"/>
           <w:sz w:val="24"/>
         </w:rPr>
-        <w:t>CONTENU DU PLAN B •</w:t>
+        <w:t>B • CONTENU DU PLAN</w:t>
       </w:r>
     </w:p>
     <w:p>
@@ -160,7 +160,7 @@
       <w:r>
         <w:rPr>
           <w:b w:val="0"/>
-          <w:color w:val="000000"/>
+          <w:color w:val="BF5700"/>
           <w:sz w:val="22"/>
         </w:rPr>
         <w:t>Les actions de formation obligatoires ou nécessaires, en application d'accords ou conventions collectives, d'une</w:t>
@@ -180,7 +180,7 @@
       <w:r>
         <w:rPr>
           <w:b w:val="0"/>
-          <w:color w:val="000000"/>
+          <w:color w:val="00703C"/>
           <w:sz w:val="22"/>
         </w:rPr>
         <w:t>pour objet de favoriser le développement des compétences du salarié nécessaires à son poste de travail, mais visent aussi</w:t>
@@ -190,7 +190,7 @@
       <w:r>
         <w:rPr>
           <w:b w:val="0"/>
-          <w:color w:val="000000"/>
+          <w:color w:val="BF5700"/>
           <w:sz w:val="22"/>
         </w:rPr>
         <w:t>à donner au salarié toutes compétences rendues nécessaires, à terme, par l'évolution des tâches et des emplois.</w:t>
@@ -230,7 +230,7 @@
       <w:r>
         <w:rPr>
           <w:b w:val="0"/>
-          <w:color w:val="000000"/>
+          <w:color w:val="BF5700"/>
           <w:sz w:val="22"/>
         </w:rPr>
         <w:t>Les actions de formation autres que celles ci-dessus, dites non obligatoires. Ce sont les formations qui n'ont pas</w:t>
@@ -240,7 +240,7 @@
       <w:r>
         <w:rPr>
           <w:b w:val="0"/>
-          <w:color w:val="000000"/>
+          <w:color w:val="BF5700"/>
           <w:sz w:val="22"/>
         </w:rPr>
         <w:t>d'utilité immédiate au poste de travail du salarié, mais qui peuvent être nécessaire à une évolution professionnelle</w:t>
@@ -266,7 +266,7 @@
           <w:color w:val="2F5496"/>
           <w:sz w:val="24"/>
         </w:rPr>
-        <w:t>STATUT DU SALARIÉ EN FORMATION C •</w:t>
+        <w:t>C • STATUT DU SALARIÉ EN FORMATION</w:t>
       </w:r>
     </w:p>
     <w:p>
@@ -360,7 +360,7 @@
           <w:color w:val="2F5496"/>
           <w:sz w:val="24"/>
         </w:rPr>
-        <w:t>LE COMPTE PERSONNEL DE FORMATION (ART. 6323-1 ET II •</w:t>
+        <w:t>II • LE COMPTE PERSONNEL DE FORMATION (ART. 6323-1 ET</w:t>
       </w:r>
     </w:p>
     <w:p>
@@ -383,17 +383,17 @@
       <w:r>
         <w:rPr>
           <w:b/>
-          <w:color w:val="006100"/>
+          <w:color w:val="BF5700"/>
           <w:sz w:val="24"/>
         </w:rPr>
-        <w:t>PRINCIPES ET BÉNÉFICIAIRES A •</w:t>
+        <w:t>A • PRINCIPES ET BÉNÉFICIAIRES</w:t>
       </w:r>
     </w:p>
     <w:p>
       <w:r>
         <w:rPr>
           <w:b w:val="0"/>
-          <w:color w:val="006100"/>
+          <w:color w:val="BF5700"/>
           <w:sz w:val="22"/>
         </w:rPr>
         <w:t>Dans la perspective de sécuriser les parcours professionnels, La loi Rebsamen et la loi du 8 août 2016 ont réuni sous un</w:t>
@@ -403,7 +403,7 @@
       <w:r>
         <w:rPr>
           <w:b w:val="0"/>
-          <w:color w:val="006100"/>
+          <w:color w:val="BF5700"/>
           <w:sz w:val="22"/>
         </w:rPr>
         <w:t>même compte, dénommé compte personnel d'activité :</w:t>
@@ -416,7 +416,7 @@
       <w:r>
         <w:rPr>
           <w:b w:val="0"/>
-          <w:color w:val="006100"/>
+          <w:color w:val="BF5700"/>
           <w:sz w:val="22"/>
         </w:rPr>
         <w:t>le compte personnel de formation ;</w:t>
@@ -429,7 +429,7 @@
       <w:r>
         <w:rPr>
           <w:b w:val="0"/>
-          <w:color w:val="006100"/>
+          <w:color w:val="BF5700"/>
           <w:sz w:val="22"/>
         </w:rPr>
         <w:t>le compte professionnel de prévention (ce compte permet de capitaliser des droits à la formation pour occuper un</w:t>
@@ -439,7 +439,7 @@
       <w:r>
         <w:rPr>
           <w:b w:val="0"/>
-          <w:color w:val="006100"/>
+          <w:color w:val="BF5700"/>
           <w:sz w:val="22"/>
         </w:rPr>
         <w:t>emploi moins pénible ou bénéficier d'un temps de travail réduit en fin de carrière) ;</w:t>
@@ -452,7 +452,7 @@
       <w:r>
         <w:rPr>
           <w:b w:val="0"/>
-          <w:color w:val="006100"/>
+          <w:color w:val="BF5700"/>
           <w:sz w:val="22"/>
         </w:rPr>
         <w:t>le compte d'engagement citoyen (ce compte recense les activités bénévoles ou de volontariat permettant</w:t>
@@ -462,7 +462,7 @@
       <w:r>
         <w:rPr>
           <w:b w:val="0"/>
-          <w:color w:val="006100"/>
+          <w:color w:val="BF5700"/>
           <w:sz w:val="22"/>
         </w:rPr>
         <w:t>l'acquisition de droits à la formation).</w:t>
@@ -472,7 +472,7 @@
       <w:r>
         <w:rPr>
           <w:b w:val="0"/>
-          <w:color w:val="006100"/>
+          <w:color w:val="BF5700"/>
           <w:sz w:val="22"/>
         </w:rPr>
         <w:t>Le principe général consiste à acquérir des droits à la formation au titre de l'un de ces comptes. Le mécanisme est effectif</w:t>
@@ -482,7 +482,7 @@
       <w:r>
         <w:rPr>
           <w:b w:val="0"/>
-          <w:color w:val="006100"/>
+          <w:color w:val="BF5700"/>
           <w:sz w:val="22"/>
         </w:rPr>
         <w:t>pour les salariés et demandeurs d'emploi, ainsi que pour les travailleurs indépendants.</w:t>
@@ -492,7 +492,7 @@
       <w:r>
         <w:rPr>
           <w:b w:val="0"/>
-          <w:color w:val="006100"/>
+          <w:color w:val="00703C"/>
           <w:sz w:val="22"/>
         </w:rPr>
         <w:t>Le dispositif à un caractère universel attaché à la personne. Il est ainsi ouvert à toute personne âgée d'au moins seize ans</w:t>
@@ -502,7 +502,7 @@
       <w:r>
         <w:rPr>
           <w:b w:val="0"/>
-          <w:color w:val="006100"/>
+          <w:color w:val="C00000"/>
           <w:sz w:val="22"/>
         </w:rPr>
         <w:t>(sauf exception) en emploi ou à la recherche d'un emploi ou accompagné dans un projet d'orientation et d'insertion</w:t>
@@ -512,7 +512,7 @@
       <w:r>
         <w:rPr>
           <w:b w:val="0"/>
-          <w:color w:val="006100"/>
+          <w:color w:val="BF5700"/>
           <w:sz w:val="22"/>
         </w:rPr>
         <w:t>professionnelle. Le compte ne sera clôture qu'au décès de l'intéresse ou en principe au moment de son départ à la</w:t>
@@ -522,7 +522,7 @@
       <w:r>
         <w:rPr>
           <w:b w:val="0"/>
-          <w:color w:val="006100"/>
+          <w:color w:val="BF5700"/>
           <w:sz w:val="22"/>
         </w:rPr>
         <w:t>retraite.</w:t>
@@ -532,7 +532,7 @@
       <w:r>
         <w:rPr>
           <w:b w:val="0"/>
-          <w:color w:val="006100"/>
+          <w:color w:val="BF5700"/>
           <w:sz w:val="22"/>
         </w:rPr>
         <w:t>Depuis le 1</w:t>
@@ -542,7 +542,7 @@
       <w:r>
         <w:rPr>
           <w:b w:val="0"/>
-          <w:color w:val="006100"/>
+          <w:color w:val="BF5700"/>
           <w:sz w:val="22"/>
         </w:rPr>
         <w:t>er</w:t>
@@ -552,7 +552,7 @@
       <w:r>
         <w:rPr>
           <w:b w:val="0"/>
-          <w:color w:val="006100"/>
+          <w:color w:val="BF5700"/>
           <w:sz w:val="22"/>
         </w:rPr>
         <w:t>janvier 2019, le compte personnel est alimenté en euros et non plus en temps. Le compte est alimenté</w:t>
@@ -562,7 +562,7 @@
       <w:r>
         <w:rPr>
           <w:b w:val="0"/>
-          <w:color w:val="006100"/>
+          <w:color w:val="BF5700"/>
           <w:sz w:val="22"/>
         </w:rPr>
         <w:t>chaque année en fonction du temps de travail du salarié. Pour un salarié à temps plein, le compte est alimenté à raison de</w:t>
@@ -572,7 +572,7 @@
       <w:r>
         <w:rPr>
           <w:b w:val="0"/>
-          <w:color w:val="006100"/>
+          <w:color w:val="BF5700"/>
           <w:sz w:val="22"/>
         </w:rPr>
         <w:t>500 euros par an dans un plafond de 5 000 euros. L'employeur, dans certains cas, peut aussi y participer (accord d'entre-</w:t>
@@ -582,7 +582,7 @@
       <w:r>
         <w:rPr>
           <w:b w:val="0"/>
-          <w:color w:val="006100"/>
+          <w:color w:val="BF5700"/>
           <w:sz w:val="22"/>
         </w:rPr>
         <w:t>prise le prévoyant par exemple).</w:t>
@@ -592,7 +592,7 @@
       <w:r>
         <w:rPr>
           <w:b w:val="0"/>
-          <w:color w:val="006100"/>
+          <w:color w:val="BF5700"/>
           <w:sz w:val="22"/>
         </w:rPr>
         <w:t>Le compte personnel de formation peut être notamment mobilisé pour des formations obligatoirement qualifiantes ou</w:t>
@@ -602,7 +602,7 @@
       <w:r>
         <w:rPr>
           <w:b w:val="0"/>
-          <w:color w:val="006100"/>
+          <w:color w:val="BF5700"/>
           <w:sz w:val="22"/>
         </w:rPr>
         <w:t>pour compléter une formation partiellement réalisée. La liste des formations admissibles est élaborée soit par les</w:t>
@@ -612,7 +612,7 @@
       <w:r>
         <w:rPr>
           <w:b w:val="0"/>
-          <w:color w:val="006100"/>
+          <w:color w:val="BF5700"/>
           <w:sz w:val="22"/>
         </w:rPr>
         <w:t>branches professionnelles, soit au niveau interprofessionnel, soit encore par la région.</w:t>
@@ -622,7 +622,7 @@
       <w:r>
         <w:rPr>
           <w:b w:val="0"/>
-          <w:color w:val="006100"/>
+          <w:color w:val="BF5700"/>
           <w:sz w:val="22"/>
         </w:rPr>
         <w:t>48</w:t>
@@ -632,7 +632,7 @@
       <w:r>
         <w:rPr>
           <w:b w:val="0"/>
-          <w:color w:val="006100"/>
+          <w:color w:val="BF5700"/>
           <w:sz w:val="22"/>
         </w:rPr>
         <w:t>éditions Corroy à 4 rue de Villars, 42000 Saint-etienne à 04 77 79 92 46 à infos@editions-corroy.fr</w:t>
@@ -642,18 +642,21 @@
       <w:r>
         <w:rPr>
           <w:b w:val="0"/>
-          <w:color w:val="006100"/>
+          <w:color w:val="BF5700"/>
           <w:sz w:val="22"/>
         </w:rPr>
         <w:t>COLLECTION DCG UE 3 à Droit social - Fiches de cours</w:t>
       </w:r>
     </w:p>
     <w:p>
+      <w:pPr>
+        <w:pStyle w:val="Heading2"/>
+      </w:pPr>
       <w:r>
         <w:rPr>
-          <w:b w:val="0"/>
-          <w:color w:val="006100"/>
-          <w:sz w:val="22"/>
+          <w:b/>
+          <w:color w:val="2F5496"/>
+          <w:sz w:val="24"/>
         </w:rPr>
         <w:t>DCGUE3F.qxp_DCGUE3F 24/07/2025 10:26 Page 48</w:t>
       </w:r>
@@ -668,7 +671,7 @@
           <w:color w:val="2F5496"/>
           <w:sz w:val="24"/>
         </w:rPr>
-        <w:t>UTILISATION DU CPF B •</w:t>
+        <w:t>B • UTILISATION DU CPF</w:t>
       </w:r>
     </w:p>
     <w:p>
@@ -715,7 +718,7 @@
       <w:r>
         <w:rPr>
           <w:b w:val="0"/>
-          <w:color w:val="000000"/>
+          <w:color w:val="BF5700"/>
           <w:sz w:val="22"/>
         </w:rPr>
         <w:t>L'utilisation du compte nécessite obligatoirement l'accord de l'intéresse. Lorsque ce dernier souhaite mobiliser ses</w:t>
@@ -725,7 +728,7 @@
       <w:r>
         <w:rPr>
           <w:b w:val="0"/>
-          <w:color w:val="000000"/>
+          <w:color w:val="BF5700"/>
           <w:sz w:val="22"/>
         </w:rPr>
         <w:t>droits pour suivre une formation, une participation financière lui est demandée (obligatoire depuis le 2 mai 2024). Elle</w:t>
@@ -778,7 +781,7 @@
       <w:r>
         <w:rPr>
           <w:b w:val="0"/>
-          <w:color w:val="000000"/>
+          <w:color w:val="C00000"/>
           <w:sz w:val="22"/>
         </w:rPr>
         <w:t>sur le temps de travail : dans cette hypothèse, et sauf exception, un accord de l'employeur sera nécessaire et la</w:t>
@@ -824,7 +827,7 @@
       <w:r>
         <w:rPr>
           <w:b w:val="0"/>
-          <w:color w:val="000000"/>
+          <w:color w:val="BF5700"/>
           <w:sz w:val="22"/>
         </w:rPr>
         <w:t>partiellement sur le temps de travail : l'accord de l'employeur est obligatoire.</w:t>
@@ -840,7 +843,7 @@
           <w:color w:val="2F5496"/>
           <w:sz w:val="24"/>
         </w:rPr>
-        <w:t>LE PROJET DE TRANSITION PROFESSIONNELLE OU CPF DE III •</w:t>
+        <w:t>III • LE PROJET DE TRANSITION PROFESSIONNELLE OU CPF DE</w:t>
       </w:r>
     </w:p>
     <w:p>
@@ -863,17 +866,17 @@
       <w:r>
         <w:rPr>
           <w:b/>
-          <w:color w:val="006100"/>
+          <w:color w:val="00703C"/>
           <w:sz w:val="24"/>
         </w:rPr>
-        <w:t>OBJET A •</w:t>
+        <w:t>A • OBJET</w:t>
       </w:r>
     </w:p>
     <w:p>
       <w:r>
         <w:rPr>
           <w:b w:val="0"/>
-          <w:color w:val="006100"/>
+          <w:color w:val="00703C"/>
           <w:sz w:val="22"/>
         </w:rPr>
         <w:t>Le CPF de transition ne se cantonne pas à l'acquisition de compétence en rapport direct avec l'emploi occupe puisqu'il</w:t>
@@ -883,7 +886,7 @@
       <w:r>
         <w:rPr>
           <w:b w:val="0"/>
-          <w:color w:val="006100"/>
+          <w:color w:val="00703C"/>
           <w:sz w:val="22"/>
         </w:rPr>
         <w:t>s'ouvre à toute formation permettant d'accéder à un niveau supérieur de qualification, de changer d'activité, de préparer</w:t>
@@ -893,7 +896,7 @@
       <w:r>
         <w:rPr>
           <w:b w:val="0"/>
-          <w:color w:val="006100"/>
+          <w:color w:val="00703C"/>
           <w:sz w:val="22"/>
         </w:rPr>
         <w:t>un examen ou d'acquérir des connaissances à caractère culturel. Il constitue une modalité spécifique de mobilisation du</w:t>
@@ -903,7 +906,7 @@
       <w:r>
         <w:rPr>
           <w:b w:val="0"/>
-          <w:color w:val="006100"/>
+          <w:color w:val="00703C"/>
           <w:sz w:val="22"/>
         </w:rPr>
         <w:t>compte personnel de formation et permet au salarié de s'absenter le temps de la formation.</w:t>
@@ -916,17 +919,17 @@
       <w:r>
         <w:rPr>
           <w:b/>
-          <w:color w:val="7030A0"/>
+          <w:color w:val="BF5700"/>
           <w:sz w:val="24"/>
         </w:rPr>
-        <w:t>CONDITIONS B •</w:t>
+        <w:t>B • CONDITIONS</w:t>
       </w:r>
     </w:p>
     <w:p>
       <w:r>
         <w:rPr>
           <w:b w:val="0"/>
-          <w:color w:val="7030A0"/>
+          <w:color w:val="BF5700"/>
           <w:sz w:val="22"/>
         </w:rPr>
         <w:t>Tout salarié de l'entreprise peut en bénéficier à la condition suivante :</w:t>
@@ -939,7 +942,7 @@
       <w:r>
         <w:rPr>
           <w:b w:val="0"/>
-          <w:color w:val="7030A0"/>
+          <w:color w:val="BF5700"/>
           <w:sz w:val="22"/>
         </w:rPr>
         <w:t>condition d'ancienneté : 24 mois consécutifs ou non en tant que salarié, dont 12 mois dans l'entreprise (principe). La</w:t>
@@ -949,7 +952,7 @@
       <w:r>
         <w:rPr>
           <w:b w:val="0"/>
-          <w:color w:val="7030A0"/>
+          <w:color w:val="BF5700"/>
           <w:sz w:val="22"/>
         </w:rPr>
         <w:t>condition d'ancienneté n'est pas exigée pour le salarié qui a change d'emploi à la suite d'un licenciement pour motif</w:t>
@@ -959,7 +962,7 @@
       <w:r>
         <w:rPr>
           <w:b w:val="0"/>
-          <w:color w:val="7030A0"/>
+          <w:color w:val="BF5700"/>
           <w:sz w:val="22"/>
         </w:rPr>
         <w:t>économique ou pour inaptitude et qui n'a pas suivi d'action de formation entre son licenciement et son réemploi.</w:t>
@@ -972,17 +975,17 @@
       <w:r>
         <w:rPr>
           <w:b/>
-          <w:color w:val="2F5496"/>
+          <w:color w:val="BF5700"/>
           <w:sz w:val="24"/>
         </w:rPr>
-        <w:t>PROCÉDURE DE DEMANDE C •</w:t>
+        <w:t>C • PROCÉDURE DE DEMANDE</w:t>
       </w:r>
     </w:p>
     <w:p>
       <w:r>
         <w:rPr>
           <w:b w:val="0"/>
-          <w:color w:val="000000"/>
+          <w:color w:val="BF5700"/>
           <w:sz w:val="22"/>
         </w:rPr>
         <w:t>Le salarié doit faire connaître son intention à l'employeur (par une demande d'autorisation d'absence précisant les</w:t>
@@ -992,7 +995,7 @@
       <w:r>
         <w:rPr>
           <w:b w:val="0"/>
-          <w:color w:val="000000"/>
+          <w:color w:val="BF5700"/>
           <w:sz w:val="22"/>
         </w:rPr>
         <w:t>modalités de la formation) dans un délai de 120 ou 60 jours précédant l'absence, en fonction de la durée de cette</w:t>
@@ -1002,7 +1005,7 @@
       <w:r>
         <w:rPr>
           <w:b w:val="0"/>
-          <w:color w:val="000000"/>
+          <w:color w:val="BF5700"/>
           <w:sz w:val="22"/>
         </w:rPr>
         <w:t>dernière.</w:t>
@@ -1012,7 +1015,7 @@
       <w:r>
         <w:rPr>
           <w:b w:val="0"/>
-          <w:color w:val="000000"/>
+          <w:color w:val="BF5700"/>
           <w:sz w:val="22"/>
         </w:rPr>
         <w:t>L'employeur, dont la réponse doit être donnée dans les 30 jours à compter de la réception de la demande, peut soit :</w:t>
@@ -1025,7 +1028,7 @@
       <w:r>
         <w:rPr>
           <w:b w:val="0"/>
-          <w:color w:val="000000"/>
+          <w:color w:val="BF5700"/>
           <w:sz w:val="22"/>
         </w:rPr>
         <w:t>accorder l'absence ;</w:t>
@@ -1038,7 +1041,7 @@
       <w:r>
         <w:rPr>
           <w:b w:val="0"/>
-          <w:color w:val="000000"/>
+          <w:color w:val="BF5700"/>
           <w:sz w:val="22"/>
         </w:rPr>
         <w:t>refuser l'absence si les conditions ne sont pas remplies ;</w:t>
@@ -1048,7 +1051,7 @@
       <w:r>
         <w:rPr>
           <w:b w:val="0"/>
-          <w:color w:val="000000"/>
+          <w:color w:val="BF5700"/>
           <w:sz w:val="22"/>
         </w:rPr>
         <w:t>différer le congo, si ce dernier pourrait avoir des conséquences préjudiciables à la production et à la marche de l'en--</w:t>
@@ -1058,7 +1061,7 @@
       <w:r>
         <w:rPr>
           <w:b w:val="0"/>
-          <w:color w:val="000000"/>
+          <w:color w:val="BF5700"/>
           <w:sz w:val="22"/>
         </w:rPr>
         <w:t>treprise ou en cas d'effectifs simultanément absents (selon l'effectif de l'entreprise).</w:t>
@@ -1074,7 +1077,7 @@
           <w:color w:val="2F5496"/>
           <w:sz w:val="24"/>
         </w:rPr>
-        <w:t>LA VALIDATION DES ACQUIS DE L'EXPÉRIENCE (VAE) IV •</w:t>
+        <w:t>IV • LA VALIDATION DES ACQUIS DE L'EXPÉRIENCE (VAE)</w:t>
       </w:r>
     </w:p>
     <w:p>
@@ -1084,17 +1087,17 @@
       <w:r>
         <w:rPr>
           <w:b/>
-          <w:color w:val="006100"/>
+          <w:color w:val="00703C"/>
           <w:sz w:val="24"/>
         </w:rPr>
-        <w:t>OBJET A •</w:t>
+        <w:t>A • OBJET</w:t>
       </w:r>
     </w:p>
     <w:p>
       <w:r>
         <w:rPr>
           <w:b w:val="0"/>
-          <w:color w:val="006100"/>
+          <w:color w:val="00703C"/>
           <w:sz w:val="22"/>
         </w:rPr>
         <w:t>La VAE à pour objet de permettre la reconnaissance de l'expérience, professionnelle ou non, aux fins de se faire délivrer</w:t>
@@ -1104,7 +1107,7 @@
       <w:r>
         <w:rPr>
           <w:b w:val="0"/>
-          <w:color w:val="006100"/>
+          <w:color w:val="00703C"/>
           <w:sz w:val="22"/>
         </w:rPr>
         <w:t>un diplôme, un titre ou un certificat de qualification professionnelle,, ou encore d'acquérir un bloc de compétence d'une</w:t>
@@ -1114,7 +1117,7 @@
       <w:r>
         <w:rPr>
           <w:b w:val="0"/>
-          <w:color w:val="006100"/>
+          <w:color w:val="00703C"/>
           <w:sz w:val="22"/>
         </w:rPr>
         <w:t>certification des lors que l'un de ces titres, diplômes ou certificats figure dans le répertoire national des certifications</w:t>
@@ -1124,7 +1127,7 @@
       <w:r>
         <w:rPr>
           <w:b w:val="0"/>
-          <w:color w:val="006100"/>
+          <w:color w:val="00703C"/>
           <w:sz w:val="22"/>
         </w:rPr>
         <w:t>professionnelles.</w:t>
@@ -1134,7 +1137,7 @@
       <w:r>
         <w:rPr>
           <w:b w:val="0"/>
-          <w:color w:val="006100"/>
+          <w:color w:val="00703C"/>
           <w:sz w:val="22"/>
         </w:rPr>
         <w:t>Attribué pour une durée de 48 heures de temps de travail par session d'évaluation, le congo permet de constituer le</w:t>
@@ -1144,7 +1147,7 @@
       <w:r>
         <w:rPr>
           <w:b w:val="0"/>
-          <w:color w:val="006100"/>
+          <w:color w:val="BF5700"/>
           <w:sz w:val="22"/>
         </w:rPr>
         <w:t>dossier et de passer toute épreuve ou entretien nécessaires à la validation de sa demande. Cette durée peut être</w:t>
@@ -1154,7 +1157,7 @@
       <w:r>
         <w:rPr>
           <w:b w:val="0"/>
-          <w:color w:val="006100"/>
+          <w:color w:val="00703C"/>
           <w:sz w:val="22"/>
         </w:rPr>
         <w:t>augmentée par convention ou accord collectif. Un jury réuni à cet effet accorde ou non la certification demandée. à</w:t>
@@ -1164,7 +1167,7 @@
       <w:r>
         <w:rPr>
           <w:b w:val="0"/>
-          <w:color w:val="006100"/>
+          <w:color w:val="00703C"/>
           <w:sz w:val="22"/>
         </w:rPr>
         <w:t>noter que l'intéresse peut bénéficier d'un dispositif d'accompagnement, dernièrement renforce, dans la préparation de</w:t>
@@ -1174,7 +1177,7 @@
       <w:r>
         <w:rPr>
           <w:b w:val="0"/>
-          <w:color w:val="006100"/>
+          <w:color w:val="00703C"/>
           <w:sz w:val="22"/>
         </w:rPr>
         <w:t>son dossier et de son entretien avec le jury.</w:t>
@@ -1187,17 +1190,17 @@
       <w:r>
         <w:rPr>
           <w:b/>
-          <w:color w:val="7030A0"/>
+          <w:color w:val="BF5700"/>
           <w:sz w:val="24"/>
         </w:rPr>
-        <w:t>CONDITIONS B •</w:t>
+        <w:t>B • CONDITIONS</w:t>
       </w:r>
     </w:p>
     <w:p>
       <w:r>
         <w:rPr>
           <w:b w:val="0"/>
-          <w:color w:val="7030A0"/>
+          <w:color w:val="BF5700"/>
           <w:sz w:val="22"/>
         </w:rPr>
         <w:t>La validation des acquis de l'expérience est accessible à toute personne, salariée (même contrat à durée déterminée éloi</w:t>
@@ -1207,7 +1210,7 @@
       <w:r>
         <w:rPr>
           <w:b w:val="0"/>
-          <w:color w:val="7030A0"/>
+          <w:color w:val="BF5700"/>
           <w:sz w:val="22"/>
         </w:rPr>
         <w:t>du 5 mars 2014) ou non (demandeurs d'emploi, bénévolesé). Son accès est donc universel. La condition de durée</w:t>
@@ -1217,7 +1220,7 @@
       <w:r>
         <w:rPr>
           <w:b w:val="0"/>
-          <w:color w:val="7030A0"/>
+          <w:color w:val="BF5700"/>
           <w:sz w:val="22"/>
         </w:rPr>
         <w:t>d'expérience a été supprimée par la loi du 21 décembre 2022. La seule condition requise est de justifier d'une expérience</w:t>
@@ -1227,7 +1230,7 @@
       <w:r>
         <w:rPr>
           <w:b w:val="0"/>
-          <w:color w:val="7030A0"/>
+          <w:color w:val="BF5700"/>
           <w:sz w:val="22"/>
         </w:rPr>
         <w:t>ayant permis l'acquisition de compétences en lien avec le diplôme, la qualification ou la certification demandée.</w:t>
@@ -1237,7 +1240,7 @@
       <w:r>
         <w:rPr>
           <w:b w:val="0"/>
-          <w:color w:val="7030A0"/>
+          <w:color w:val="BF5700"/>
           <w:sz w:val="22"/>
         </w:rPr>
         <w:t>C à Procédure</w:t>
@@ -1247,7 +1250,7 @@
       <w:r>
         <w:rPr>
           <w:b w:val="0"/>
-          <w:color w:val="7030A0"/>
+          <w:color w:val="BF5700"/>
           <w:sz w:val="22"/>
         </w:rPr>
         <w:t>La VAE peut être réalisée dans le cadre du plan de formation de l'entreprise ou dans le cadre d'un congo spécial. La</w:t>
@@ -1257,7 +1260,7 @@
       <w:r>
         <w:rPr>
           <w:b w:val="0"/>
-          <w:color w:val="7030A0"/>
+          <w:color w:val="BF5700"/>
           <w:sz w:val="22"/>
         </w:rPr>
         <w:t>demande se fait par la plateforme France VAE qui centralise l'ensemble des démarches.</w:t>
@@ -1267,7 +1270,7 @@
       <w:r>
         <w:rPr>
           <w:b w:val="0"/>
-          <w:color w:val="7030A0"/>
+          <w:color w:val="BF5700"/>
           <w:sz w:val="22"/>
         </w:rPr>
         <w:t>Dans ce dernier cas, une demande d'autorisation d'absence doit être formulée auprès de l'employeur 30 jours avant le</w:t>
@@ -1277,7 +1280,7 @@
       <w:r>
         <w:rPr>
           <w:b w:val="0"/>
-          <w:color w:val="7030A0"/>
+          <w:color w:val="BF5700"/>
           <w:sz w:val="22"/>
         </w:rPr>
         <w:t>début de la VAE. L'employeur dispose d'un délai de 15 jours pour faire connaître sa décision. Le report, justifie pour motif</w:t>
@@ -1287,7 +1290,7 @@
       <w:r>
         <w:rPr>
           <w:b w:val="0"/>
-          <w:color w:val="7030A0"/>
+          <w:color w:val="BF5700"/>
           <w:sz w:val="22"/>
         </w:rPr>
         <w:t>de service, ne peut excéder 1 mois.</w:t>
@@ -1303,7 +1306,7 @@
           <w:color w:val="2F5496"/>
           <w:sz w:val="24"/>
         </w:rPr>
-        <w:t>LE CONGO DE BILAN DE COMPÉTENCE V •</w:t>
+        <w:t>V • LE CONGO DE BILAN DE COMPÉTENCE</w:t>
       </w:r>
     </w:p>
     <w:p>
@@ -1313,17 +1316,17 @@
       <w:r>
         <w:rPr>
           <w:b/>
-          <w:color w:val="006100"/>
+          <w:color w:val="00703C"/>
           <w:sz w:val="24"/>
         </w:rPr>
-        <w:t>OBJET A •</w:t>
+        <w:t>A • OBJET</w:t>
       </w:r>
     </w:p>
     <w:p>
       <w:r>
         <w:rPr>
           <w:b w:val="0"/>
-          <w:color w:val="006100"/>
+          <w:color w:val="00703C"/>
           <w:sz w:val="22"/>
         </w:rPr>
         <w:t>Ce congo à pour finalité de permettre aux salariés de l'entreprise de dresser un état de ses compétences et aptitudes dans</w:t>
@@ -1333,7 +1336,7 @@
       <w:r>
         <w:rPr>
           <w:b w:val="0"/>
-          <w:color w:val="006100"/>
+          <w:color w:val="BF5700"/>
           <w:sz w:val="22"/>
         </w:rPr>
         <w:t>le but, en principe, de définir un projet professionnel ou une formation. Sa durée maximale est de 24h répartie sur</w:t>
@@ -1343,7 +1346,7 @@
       <w:r>
         <w:rPr>
           <w:b w:val="0"/>
-          <w:color w:val="006100"/>
+          <w:color w:val="00703C"/>
           <w:sz w:val="22"/>
         </w:rPr>
         <w:t>plusieurs semaines.</w:t>
@@ -1356,17 +1359,17 @@
       <w:r>
         <w:rPr>
           <w:b/>
-          <w:color w:val="7030A0"/>
+          <w:color w:val="BF5700"/>
           <w:sz w:val="24"/>
         </w:rPr>
-        <w:t>CONDITIONS ET PROCÉDURE B •</w:t>
+        <w:t>B • CONDITIONS ET PROCÉDURE</w:t>
       </w:r>
     </w:p>
     <w:p>
       <w:r>
         <w:rPr>
           <w:b w:val="0"/>
-          <w:color w:val="7030A0"/>
+          <w:color w:val="BF5700"/>
           <w:sz w:val="22"/>
         </w:rPr>
         <w:t>Le bilan de compétence peut être réalisé dans le cadre du plan de développement des compétences ou dans celui du CPF.</w:t>
@@ -1376,7 +1379,7 @@
       <w:r>
         <w:rPr>
           <w:b w:val="0"/>
-          <w:color w:val="7030A0"/>
+          <w:color w:val="BF5700"/>
           <w:sz w:val="22"/>
         </w:rPr>
         <w:t>Dans la première hypothèse, l'employeur doit obtenir l'accord du salarié et établir une convention écrite avec le salarié</w:t>
@@ -1386,7 +1389,7 @@
       <w:r>
         <w:rPr>
           <w:b w:val="0"/>
-          <w:color w:val="7030A0"/>
+          <w:color w:val="BF5700"/>
           <w:sz w:val="22"/>
         </w:rPr>
         <w:t>et l'organisme charge de réaliser le bilan.</w:t>
@@ -1396,7 +1399,7 @@
       <w:r>
         <w:rPr>
           <w:b w:val="0"/>
-          <w:color w:val="7030A0"/>
+          <w:color w:val="BF5700"/>
           <w:sz w:val="22"/>
         </w:rPr>
         <w:t>Dans la seconde hypothèse, si le bilan se déroule sur le temps de travail, ce sont les règles du CPF qui s'appliquent. Dans</w:t>
@@ -1406,7 +1409,7 @@
       <w:r>
         <w:rPr>
           <w:b w:val="0"/>
-          <w:color w:val="7030A0"/>
+          <w:color w:val="BF5700"/>
           <w:sz w:val="22"/>
         </w:rPr>
         <w:t>l'hypothèse inverse, le salarié n'est pas tenu d'informer l'employeur.</w:t>
@@ -1419,17 +1422,17 @@
       <w:r>
         <w:rPr>
           <w:b/>
-          <w:color w:val="2F5496"/>
+          <w:color w:val="BF5700"/>
           <w:sz w:val="24"/>
         </w:rPr>
-        <w:t>PROCÉDURE DE DEMANDE C •</w:t>
+        <w:t>C • PROCÉDURE DE DEMANDE</w:t>
       </w:r>
     </w:p>
     <w:p>
       <w:r>
         <w:rPr>
           <w:b w:val="0"/>
-          <w:color w:val="000000"/>
+          <w:color w:val="BF5700"/>
           <w:sz w:val="22"/>
         </w:rPr>
         <w:t>Le bilan de compétence peut être réalisé dans le cadre du plan de formation ou en dehors.</w:t>
@@ -1439,7 +1442,7 @@
       <w:r>
         <w:rPr>
           <w:b w:val="0"/>
-          <w:color w:val="000000"/>
+          <w:color w:val="00703C"/>
           <w:sz w:val="22"/>
         </w:rPr>
         <w:t>Dans la première hypothèse il fait l'objet d'une convention entre l'employeur, le salarié et le prestataire de la formation.</w:t>
@@ -1449,7 +1452,7 @@
       <w:r>
         <w:rPr>
           <w:b w:val="0"/>
-          <w:color w:val="000000"/>
+          <w:color w:val="BF5700"/>
           <w:sz w:val="22"/>
         </w:rPr>
         <w:t>Le refus par le salarié ne constitue ni une faute ni un motif de licenciement.</w:t>
@@ -1459,7 +1462,7 @@
       <w:r>
         <w:rPr>
           <w:b w:val="0"/>
-          <w:color w:val="000000"/>
+          <w:color w:val="BF5700"/>
           <w:sz w:val="22"/>
         </w:rPr>
         <w:t>Dans la seconde hypothèse, le salarié formule sa demande dans les 60 jours précédents le bilan. L'employeur dans les 30</w:t>
@@ -1469,7 +1472,7 @@
       <w:r>
         <w:rPr>
           <w:b w:val="0"/>
-          <w:color w:val="000000"/>
+          <w:color w:val="BF5700"/>
           <w:sz w:val="22"/>
         </w:rPr>
         <w:t>jours à compter de la réception de la demande peut accorder l'absence ou la reporter de 6 mois maximum pour motif de</w:t>
@@ -1479,7 +1482,7 @@
       <w:r>
         <w:rPr>
           <w:b w:val="0"/>
-          <w:color w:val="000000"/>
+          <w:color w:val="BF5700"/>
           <w:sz w:val="22"/>
         </w:rPr>
         <w:t>service. En cas d'accord, la durée du congo est de 24 heures de temps de travail et peut être financée par l'organisme collecteur.</w:t>
